--- a/rapports/2026-06-06/EQ23/EQ23_sup_v2/DR_malforme_1_22101E_11/32-92-97-21.docx
+++ b/rapports/2026-06-06/EQ23/EQ23_sup_v2/DR_malforme_1_22101E_11/32-92-97-21.docx
@@ -297,7 +297,7 @@
           <w:color w:val="1F6FEB"/>
           <w:sz w:val="22"/>
         </w:rPr>
-        <w:t>⚠ INCOHÉRENCES À CORRIGER (97)</w:t>
+        <w:t>⚠ INCOHÉRENCES À CORRIGER (92)</w:t>
       </w:r>
     </w:p>
     <w:tbl>
@@ -634,7 +634,7 @@
                 <w:color w:val="16A34A"/>
                 <w:sz w:val="16"/>
               </w:rPr>
-              <w:t>—</w:t>
+              <w:t>s00q10, s01q35, s01q36, s01q37, s02q04, s02q15, s01q00b, s02q17_code</w:t>
             </w:r>
           </w:p>
         </w:tc>
@@ -665,7 +665,7 @@
                 <w:i w:val="0"/>
                 <w:sz w:val="17"/>
               </w:rPr>
-              <w:t>Incohérence!!! seulement les écoles privées paient les frais de scolarité (y compris les frais d'inscription).</w:t>
+              <w:t>Avertissement!!! L'âge (20 ans) de BABACAR BA avec son niveau d'étude (3ème année Secondaire 1 (Moyen) Général) semble incoherent, veuillez confirmer cette information avec le QG ou corriger l'incohérence.</w:t>
             </w:r>
           </w:p>
         </w:tc>
@@ -724,7 +724,7 @@
                 <w:color w:val="16A34A"/>
                 <w:sz w:val="16"/>
               </w:rPr>
-              <w:t>s00q10, s01q35, s01q36, s01q37, s02q04, s02q15, s01q00b, s02q17_code</w:t>
+              <w:t>—</w:t>
             </w:r>
           </w:p>
         </w:tc>
@@ -755,7 +755,7 @@
                 <w:i w:val="0"/>
                 <w:sz w:val="17"/>
               </w:rPr>
-              <w:t>Avertissement!!! L'âge (20 ans) de BABACAR BA avec son niveau d'étude (3ème année Secondaire 1 (Moyen) Général) semble incoherent, veuillez confirmer cette information avec le QG ou corriger l'incohérence.</w:t>
+              <w:t>Incohérent!! Le niveau d'instruction déclaré par l'un des enfants (Primaire) au niveau de la section 1 de KHADY KA diffère de celui donné par KHADY KA lui-même qui affirme ne pas avoir frequenté l'école formelle.</w:t>
             </w:r>
           </w:p>
         </w:tc>
@@ -845,7 +845,7 @@
                 <w:i w:val="0"/>
                 <w:sz w:val="17"/>
               </w:rPr>
-              <w:t>Incohérent!! Le niveau d'instruction déclaré par l'un des enfants (Primaire) au niveau de la section 1 de KHADY KA diffère de celui donné par KHADY KA lui-même qui affirme ne pas avoir frequenté l'école formelle.</w:t>
+              <w:t>Incohérent!! Le niveau d'instruction déclaré par l'un des enfants (Secondaire 1er cycle) au niveau de la section 1 de OULYMATA  SOW diffère de celui donné par OULYMATA  SOW lui-même qui affirme ne pas avoir frequenté l'école formelle.</w:t>
             </w:r>
           </w:p>
         </w:tc>
@@ -878,6 +878,1086 @@
                 <w:i w:val="0"/>
                 <w:sz w:val="16"/>
               </w:rPr>
+              <w:t>S04</w:t>
+              <w:br/>
+            </w:r>
+            <w:r>
+              <w:rPr>
+                <w:b w:val="0"/>
+                <w:i w:val="0"/>
+                <w:color w:val="64748B"/>
+                <w:sz w:val="14"/>
+              </w:rPr>
+              <w:t>Emploi</w:t>
+            </w:r>
+          </w:p>
+        </w:tc>
+        <w:tc>
+          <w:tcPr>
+            <w:tcW w:type="dxa" w:w="1531"/>
+          </w:tcPr>
+          <w:p>
+            <w:r>
+              <w:rPr>
+                <w:b/>
+                <w:i w:val="0"/>
+                <w:color w:val="16A34A"/>
+                <w:sz w:val="16"/>
+              </w:rPr>
+              <w:t>s00q08, s01q35, s01q36, s01q37, s02q01__3, s02q02__3, s03q21, s04q22</w:t>
+            </w:r>
+          </w:p>
+        </w:tc>
+        <w:tc>
+          <w:tcPr>
+            <w:tcW w:type="dxa" w:w="1191"/>
+          </w:tcPr>
+          <w:p>
+            <w:r>
+              <w:rPr>
+                <w:b w:val="0"/>
+                <w:i w:val="0"/>
+                <w:color w:val="64748B"/>
+                <w:sz w:val="16"/>
+              </w:rPr>
+              <w:t>GT-CQ</w:t>
+            </w:r>
+          </w:p>
+        </w:tc>
+        <w:tc>
+          <w:tcPr>
+            <w:tcW w:type="dxa" w:w="4706"/>
+          </w:tcPr>
+          <w:p>
+            <w:r>
+              <w:rPr>
+                <w:b w:val="0"/>
+                <w:i w:val="0"/>
+                <w:sz w:val="17"/>
+              </w:rPr>
+              <w:t>Incoherent!!! Le secteur institutionnel de ADAMA BA est incoherent, prière de corriger ou confirmer cette information auprès du ménage.</w:t>
+            </w:r>
+          </w:p>
+        </w:tc>
+      </w:tr>
+      <w:tr>
+        <w:tc>
+          <w:tcPr>
+            <w:tcW w:type="dxa" w:w="964"/>
+          </w:tcPr>
+          <w:p>
+            <w:r>
+              <w:rPr>
+                <w:b/>
+                <w:i w:val="0"/>
+                <w:color w:val="DC2626"/>
+                <w:sz w:val="16"/>
+              </w:rPr>
+              <w:t>Haute</w:t>
+            </w:r>
+          </w:p>
+        </w:tc>
+        <w:tc>
+          <w:tcPr>
+            <w:tcW w:type="dxa" w:w="1247"/>
+          </w:tcPr>
+          <w:p>
+            <w:r>
+              <w:rPr>
+                <w:b/>
+                <w:i w:val="0"/>
+                <w:sz w:val="16"/>
+              </w:rPr>
+              <w:t>S04</w:t>
+              <w:br/>
+            </w:r>
+            <w:r>
+              <w:rPr>
+                <w:b w:val="0"/>
+                <w:i w:val="0"/>
+                <w:color w:val="64748B"/>
+                <w:sz w:val="14"/>
+              </w:rPr>
+              <w:t>Emploi</w:t>
+            </w:r>
+          </w:p>
+        </w:tc>
+        <w:tc>
+          <w:tcPr>
+            <w:tcW w:type="dxa" w:w="1531"/>
+          </w:tcPr>
+          <w:p>
+            <w:r>
+              <w:rPr>
+                <w:b/>
+                <w:i w:val="0"/>
+                <w:color w:val="16A34A"/>
+                <w:sz w:val="16"/>
+              </w:rPr>
+              <w:t>s00q14, s00q16, s00q18, s01q39, s01q42__1, s01q42__2, s02q30, s02q34</w:t>
+            </w:r>
+          </w:p>
+        </w:tc>
+        <w:tc>
+          <w:tcPr>
+            <w:tcW w:type="dxa" w:w="1191"/>
+          </w:tcPr>
+          <w:p>
+            <w:r>
+              <w:rPr>
+                <w:b w:val="0"/>
+                <w:i w:val="0"/>
+                <w:color w:val="64748B"/>
+                <w:sz w:val="16"/>
+              </w:rPr>
+              <w:t>GT-CQ</w:t>
+            </w:r>
+          </w:p>
+        </w:tc>
+        <w:tc>
+          <w:tcPr>
+            <w:tcW w:type="dxa" w:w="4706"/>
+          </w:tcPr>
+          <w:p>
+            <w:r>
+              <w:rPr>
+                <w:b w:val="0"/>
+                <w:i w:val="0"/>
+                <w:sz w:val="17"/>
+              </w:rPr>
+              <w:t>Avertissement! ADAMA BA travaille principalement dans l'agriculture ou élevage ou pêche et le secteur institutionnel déclaré semble  incohérent, prière de corriger ou confirmer avec le QG.</w:t>
+            </w:r>
+          </w:p>
+        </w:tc>
+      </w:tr>
+      <w:tr>
+        <w:tc>
+          <w:tcPr>
+            <w:tcW w:type="dxa" w:w="964"/>
+          </w:tcPr>
+          <w:p>
+            <w:r>
+              <w:rPr>
+                <w:b/>
+                <w:i w:val="0"/>
+                <w:color w:val="DC2626"/>
+                <w:sz w:val="16"/>
+              </w:rPr>
+              <w:t>Haute</w:t>
+            </w:r>
+          </w:p>
+        </w:tc>
+        <w:tc>
+          <w:tcPr>
+            <w:tcW w:type="dxa" w:w="1247"/>
+          </w:tcPr>
+          <w:p>
+            <w:r>
+              <w:rPr>
+                <w:b/>
+                <w:i w:val="0"/>
+                <w:sz w:val="16"/>
+              </w:rPr>
+              <w:t>S04</w:t>
+              <w:br/>
+            </w:r>
+            <w:r>
+              <w:rPr>
+                <w:b w:val="0"/>
+                <w:i w:val="0"/>
+                <w:color w:val="64748B"/>
+                <w:sz w:val="14"/>
+              </w:rPr>
+              <w:t>Emploi</w:t>
+            </w:r>
+          </w:p>
+        </w:tc>
+        <w:tc>
+          <w:tcPr>
+            <w:tcW w:type="dxa" w:w="1531"/>
+          </w:tcPr>
+          <w:p>
+            <w:r>
+              <w:rPr>
+                <w:b/>
+                <w:i w:val="0"/>
+                <w:color w:val="16A34A"/>
+                <w:sz w:val="16"/>
+              </w:rPr>
+              <w:t>s00q08, s01q35, s01q36, s01q37, s02q01__3, s02q02__3, s03q21, s04q22</w:t>
+            </w:r>
+          </w:p>
+        </w:tc>
+        <w:tc>
+          <w:tcPr>
+            <w:tcW w:type="dxa" w:w="1191"/>
+          </w:tcPr>
+          <w:p>
+            <w:r>
+              <w:rPr>
+                <w:b w:val="0"/>
+                <w:i w:val="0"/>
+                <w:color w:val="64748B"/>
+                <w:sz w:val="16"/>
+              </w:rPr>
+              <w:t>GT-CQ</w:t>
+            </w:r>
+          </w:p>
+        </w:tc>
+        <w:tc>
+          <w:tcPr>
+            <w:tcW w:type="dxa" w:w="4706"/>
+          </w:tcPr>
+          <w:p>
+            <w:r>
+              <w:rPr>
+                <w:b w:val="0"/>
+                <w:i w:val="0"/>
+                <w:sz w:val="17"/>
+              </w:rPr>
+              <w:t>Incoherent!!! Le secteur institutionnel de OUSMANE BA est incoherent, prière de corriger ou confirmer cette information auprès du ménage.</w:t>
+            </w:r>
+          </w:p>
+        </w:tc>
+      </w:tr>
+      <w:tr>
+        <w:tc>
+          <w:tcPr>
+            <w:tcW w:type="dxa" w:w="964"/>
+          </w:tcPr>
+          <w:p>
+            <w:r>
+              <w:rPr>
+                <w:b/>
+                <w:i w:val="0"/>
+                <w:color w:val="DC2626"/>
+                <w:sz w:val="16"/>
+              </w:rPr>
+              <w:t>Haute</w:t>
+            </w:r>
+          </w:p>
+        </w:tc>
+        <w:tc>
+          <w:tcPr>
+            <w:tcW w:type="dxa" w:w="1247"/>
+          </w:tcPr>
+          <w:p>
+            <w:r>
+              <w:rPr>
+                <w:b/>
+                <w:i w:val="0"/>
+                <w:sz w:val="16"/>
+              </w:rPr>
+              <w:t>S04</w:t>
+              <w:br/>
+            </w:r>
+            <w:r>
+              <w:rPr>
+                <w:b w:val="0"/>
+                <w:i w:val="0"/>
+                <w:color w:val="64748B"/>
+                <w:sz w:val="14"/>
+              </w:rPr>
+              <w:t>Emploi</w:t>
+            </w:r>
+          </w:p>
+        </w:tc>
+        <w:tc>
+          <w:tcPr>
+            <w:tcW w:type="dxa" w:w="1531"/>
+          </w:tcPr>
+          <w:p>
+            <w:r>
+              <w:rPr>
+                <w:b/>
+                <w:i w:val="0"/>
+                <w:color w:val="16A34A"/>
+                <w:sz w:val="16"/>
+              </w:rPr>
+              <w:t>s00q14, s00q16, s00q18, s01q39, s01q42__1, s01q42__2, s02q30, s02q34</w:t>
+            </w:r>
+          </w:p>
+        </w:tc>
+        <w:tc>
+          <w:tcPr>
+            <w:tcW w:type="dxa" w:w="1191"/>
+          </w:tcPr>
+          <w:p>
+            <w:r>
+              <w:rPr>
+                <w:b w:val="0"/>
+                <w:i w:val="0"/>
+                <w:color w:val="64748B"/>
+                <w:sz w:val="16"/>
+              </w:rPr>
+              <w:t>GT-CQ</w:t>
+            </w:r>
+          </w:p>
+        </w:tc>
+        <w:tc>
+          <w:tcPr>
+            <w:tcW w:type="dxa" w:w="4706"/>
+          </w:tcPr>
+          <w:p>
+            <w:r>
+              <w:rPr>
+                <w:b w:val="0"/>
+                <w:i w:val="0"/>
+                <w:sz w:val="17"/>
+              </w:rPr>
+              <w:t>Avertissement! OUSMANE BA travaille principalement dans l'agriculture ou élevage ou pêche et le secteur institutionnel déclaré semble  incohérent, prière de corriger ou confirmer avec le QG.</w:t>
+            </w:r>
+          </w:p>
+        </w:tc>
+      </w:tr>
+      <w:tr>
+        <w:tc>
+          <w:tcPr>
+            <w:tcW w:type="dxa" w:w="964"/>
+          </w:tcPr>
+          <w:p>
+            <w:r>
+              <w:rPr>
+                <w:b/>
+                <w:i w:val="0"/>
+                <w:color w:val="DC2626"/>
+                <w:sz w:val="16"/>
+              </w:rPr>
+              <w:t>Haute</w:t>
+            </w:r>
+          </w:p>
+        </w:tc>
+        <w:tc>
+          <w:tcPr>
+            <w:tcW w:type="dxa" w:w="1247"/>
+          </w:tcPr>
+          <w:p>
+            <w:r>
+              <w:rPr>
+                <w:b/>
+                <w:i w:val="0"/>
+                <w:sz w:val="16"/>
+              </w:rPr>
+              <w:t>S11</w:t>
+              <w:br/>
+            </w:r>
+            <w:r>
+              <w:rPr>
+                <w:b w:val="0"/>
+                <w:i w:val="0"/>
+                <w:color w:val="64748B"/>
+                <w:sz w:val="14"/>
+              </w:rPr>
+              <w:t>Logement / cadre de vie</w:t>
+            </w:r>
+          </w:p>
+        </w:tc>
+        <w:tc>
+          <w:tcPr>
+            <w:tcW w:type="dxa" w:w="1531"/>
+          </w:tcPr>
+          <w:p>
+            <w:r>
+              <w:rPr>
+                <w:b/>
+                <w:i w:val="0"/>
+                <w:color w:val="16A34A"/>
+                <w:sz w:val="16"/>
+              </w:rPr>
+              <w:t>s01q07, s01q08, s02q20, s02q22, s03q07, s02q29, s04q19, s13q02</w:t>
+            </w:r>
+          </w:p>
+        </w:tc>
+        <w:tc>
+          <w:tcPr>
+            <w:tcW w:type="dxa" w:w="1191"/>
+          </w:tcPr>
+          <w:p>
+            <w:r>
+              <w:rPr>
+                <w:b w:val="0"/>
+                <w:i w:val="0"/>
+                <w:color w:val="64748B"/>
+                <w:sz w:val="16"/>
+              </w:rPr>
+              <w:t>GT-CQ</w:t>
+            </w:r>
+          </w:p>
+        </w:tc>
+        <w:tc>
+          <w:tcPr>
+            <w:tcW w:type="dxa" w:w="4706"/>
+          </w:tcPr>
+          <w:p>
+            <w:r>
+              <w:rPr>
+                <w:b w:val="0"/>
+                <w:i w:val="0"/>
+                <w:sz w:val="17"/>
+              </w:rPr>
+              <w:t>Avertissement!! Le montant supporté (30000 FCFA) par le ménage pour cette source d’énergie (Bois de chauffe) à KAFFRINE Urbain au cours des 30 derniers jours semble incoherent, prière de confirmer ou corriger.</w:t>
+            </w:r>
+          </w:p>
+        </w:tc>
+      </w:tr>
+      <w:tr>
+        <w:tc>
+          <w:tcPr>
+            <w:tcW w:type="dxa" w:w="964"/>
+          </w:tcPr>
+          <w:p>
+            <w:r>
+              <w:rPr>
+                <w:b/>
+                <w:i w:val="0"/>
+                <w:color w:val="DC2626"/>
+                <w:sz w:val="16"/>
+              </w:rPr>
+              <w:t>Haute</w:t>
+            </w:r>
+          </w:p>
+        </w:tc>
+        <w:tc>
+          <w:tcPr>
+            <w:tcW w:type="dxa" w:w="1247"/>
+          </w:tcPr>
+          <w:p>
+            <w:r>
+              <w:rPr>
+                <w:b/>
+                <w:i w:val="0"/>
+                <w:sz w:val="16"/>
+              </w:rPr>
+              <w:t>S13</w:t>
+              <w:br/>
+            </w:r>
+            <w:r>
+              <w:rPr>
+                <w:b w:val="0"/>
+                <w:i w:val="0"/>
+                <w:color w:val="64748B"/>
+                <w:sz w:val="14"/>
+              </w:rPr>
+              <w:t>Transferts</w:t>
+            </w:r>
+          </w:p>
+        </w:tc>
+        <w:tc>
+          <w:tcPr>
+            <w:tcW w:type="dxa" w:w="1531"/>
+          </w:tcPr>
+          <w:p>
+            <w:r>
+              <w:rPr>
+                <w:b/>
+                <w:i w:val="0"/>
+                <w:color w:val="16A34A"/>
+                <w:sz w:val="16"/>
+              </w:rPr>
+              <w:t>s00q27, s01q03a, s01q03b, s01q03c, s02q04, s03q14, s04q15, s04q16</w:t>
+            </w:r>
+          </w:p>
+        </w:tc>
+        <w:tc>
+          <w:tcPr>
+            <w:tcW w:type="dxa" w:w="1191"/>
+          </w:tcPr>
+          <w:p>
+            <w:r>
+              <w:rPr>
+                <w:b w:val="0"/>
+                <w:i w:val="0"/>
+                <w:color w:val="64748B"/>
+                <w:sz w:val="16"/>
+              </w:rPr>
+              <w:t>GT-CQ</w:t>
+            </w:r>
+          </w:p>
+        </w:tc>
+        <w:tc>
+          <w:tcPr>
+            <w:tcW w:type="dxa" w:w="4706"/>
+          </w:tcPr>
+          <w:p>
+            <w:r>
+              <w:rPr>
+                <w:b w:val="0"/>
+                <w:i w:val="0"/>
+                <w:sz w:val="17"/>
+              </w:rPr>
+              <w:t>Incohérence!! Vous avez dit que celui qui a envoyé ou donné de l'argent n'a aucun lien avec celui qui a reçu de l'argent mais vous avez dit encore qu'il a vécu dans ce ménage dans le passé, prière de corriger.</w:t>
+            </w:r>
+          </w:p>
+        </w:tc>
+      </w:tr>
+      <w:tr>
+        <w:tc>
+          <w:tcPr>
+            <w:tcW w:type="dxa" w:w="964"/>
+          </w:tcPr>
+          <w:p>
+            <w:r>
+              <w:rPr>
+                <w:b/>
+                <w:i w:val="0"/>
+                <w:color w:val="DC2626"/>
+                <w:sz w:val="16"/>
+              </w:rPr>
+              <w:t>Haute</w:t>
+            </w:r>
+          </w:p>
+        </w:tc>
+        <w:tc>
+          <w:tcPr>
+            <w:tcW w:type="dxa" w:w="1247"/>
+          </w:tcPr>
+          <w:p>
+            <w:r>
+              <w:rPr>
+                <w:b/>
+                <w:i w:val="0"/>
+                <w:sz w:val="16"/>
+              </w:rPr>
+              <w:t>S16</w:t>
+              <w:br/>
+            </w:r>
+            <w:r>
+              <w:rPr>
+                <w:b w:val="0"/>
+                <w:i w:val="0"/>
+                <w:color w:val="64748B"/>
+                <w:sz w:val="14"/>
+              </w:rPr>
+              <w:t>Agriculture</w:t>
+            </w:r>
+          </w:p>
+        </w:tc>
+        <w:tc>
+          <w:tcPr>
+            <w:tcW w:type="dxa" w:w="1531"/>
+          </w:tcPr>
+          <w:p>
+            <w:r>
+              <w:rPr>
+                <w:b/>
+                <w:i w:val="0"/>
+                <w:color w:val="16A34A"/>
+                <w:sz w:val="16"/>
+              </w:rPr>
+              <w:t>s00q07a, s00q08, s00q10, s00q13_0, s00q15_0, s00q17_0, s00q23a, s00q23b</w:t>
+            </w:r>
+          </w:p>
+        </w:tc>
+        <w:tc>
+          <w:tcPr>
+            <w:tcW w:type="dxa" w:w="1191"/>
+          </w:tcPr>
+          <w:p>
+            <w:r>
+              <w:rPr>
+                <w:b w:val="0"/>
+                <w:i w:val="0"/>
+                <w:color w:val="64748B"/>
+                <w:sz w:val="16"/>
+              </w:rPr>
+              <w:t>GT-CQ</w:t>
+            </w:r>
+          </w:p>
+        </w:tc>
+        <w:tc>
+          <w:tcPr>
+            <w:tcW w:type="dxa" w:w="4706"/>
+          </w:tcPr>
+          <w:p>
+            <w:r>
+              <w:rPr>
+                <w:b w:val="0"/>
+                <w:i w:val="0"/>
+                <w:sz w:val="17"/>
+              </w:rPr>
+              <w:t>La somme des quantités consommées (0 kg), des quantités offertes (40 kg),  des quantités vendus (0 kg) et des quantités en stock (260 kg) depasse la quantité totale (2 kg) que le ménage a eu après la recolte de Mil , prière de corriger cette incoherence.</w:t>
+            </w:r>
+          </w:p>
+        </w:tc>
+      </w:tr>
+      <w:tr>
+        <w:tc>
+          <w:tcPr>
+            <w:tcW w:type="dxa" w:w="964"/>
+          </w:tcPr>
+          <w:p>
+            <w:r>
+              <w:rPr>
+                <w:b/>
+                <w:i w:val="0"/>
+                <w:color w:val="EA580C"/>
+                <w:sz w:val="16"/>
+              </w:rPr>
+              <w:t>Moyenne</w:t>
+            </w:r>
+          </w:p>
+        </w:tc>
+        <w:tc>
+          <w:tcPr>
+            <w:tcW w:type="dxa" w:w="1247"/>
+          </w:tcPr>
+          <w:p>
+            <w:r>
+              <w:rPr>
+                <w:b/>
+                <w:i w:val="0"/>
+                <w:sz w:val="16"/>
+              </w:rPr>
+              <w:t>S00</w:t>
+              <w:br/>
+            </w:r>
+            <w:r>
+              <w:rPr>
+                <w:b w:val="0"/>
+                <w:i w:val="0"/>
+                <w:color w:val="64748B"/>
+                <w:sz w:val="14"/>
+              </w:rPr>
+              <w:t>Identification</w:t>
+            </w:r>
+          </w:p>
+        </w:tc>
+        <w:tc>
+          <w:tcPr>
+            <w:tcW w:type="dxa" w:w="1531"/>
+          </w:tcPr>
+          <w:p>
+            <w:r>
+              <w:rPr>
+                <w:b/>
+                <w:i w:val="0"/>
+                <w:color w:val="16A34A"/>
+                <w:sz w:val="16"/>
+              </w:rPr>
+              <w:t>s00q27</w:t>
+            </w:r>
+          </w:p>
+        </w:tc>
+        <w:tc>
+          <w:tcPr>
+            <w:tcW w:type="dxa" w:w="1191"/>
+          </w:tcPr>
+          <w:p>
+            <w:r>
+              <w:rPr>
+                <w:b w:val="0"/>
+                <w:i w:val="0"/>
+                <w:color w:val="64748B"/>
+                <w:sz w:val="16"/>
+              </w:rPr>
+              <w:t>GT-CQ</w:t>
+            </w:r>
+          </w:p>
+        </w:tc>
+        <w:tc>
+          <w:tcPr>
+            <w:tcW w:type="dxa" w:w="4706"/>
+          </w:tcPr>
+          <w:p>
+            <w:r>
+              <w:rPr>
+                <w:b w:val="0"/>
+                <w:i w:val="0"/>
+                <w:sz w:val="17"/>
+              </w:rPr>
+              <w:t>Le questionnaire semble ne pas être complètement fini mais le questionnaire est en statut complet, prière de compléter le questionnaire.</w:t>
+            </w:r>
+          </w:p>
+        </w:tc>
+      </w:tr>
+      <w:tr>
+        <w:tc>
+          <w:tcPr>
+            <w:tcW w:type="dxa" w:w="964"/>
+          </w:tcPr>
+          <w:p>
+            <w:r>
+              <w:rPr>
+                <w:b/>
+                <w:i w:val="0"/>
+                <w:color w:val="EA580C"/>
+                <w:sz w:val="16"/>
+              </w:rPr>
+              <w:t>Moyenne</w:t>
+            </w:r>
+          </w:p>
+        </w:tc>
+        <w:tc>
+          <w:tcPr>
+            <w:tcW w:type="dxa" w:w="1247"/>
+          </w:tcPr>
+          <w:p>
+            <w:r>
+              <w:rPr>
+                <w:b/>
+                <w:i w:val="0"/>
+                <w:sz w:val="16"/>
+              </w:rPr>
+              <w:t>S00</w:t>
+              <w:br/>
+            </w:r>
+            <w:r>
+              <w:rPr>
+                <w:b w:val="0"/>
+                <w:i w:val="0"/>
+                <w:color w:val="64748B"/>
+                <w:sz w:val="14"/>
+              </w:rPr>
+              <w:t>Identification</w:t>
+            </w:r>
+          </w:p>
+        </w:tc>
+        <w:tc>
+          <w:tcPr>
+            <w:tcW w:type="dxa" w:w="1531"/>
+          </w:tcPr>
+          <w:p>
+            <w:r>
+              <w:rPr>
+                <w:b/>
+                <w:i w:val="0"/>
+                <w:color w:val="16A34A"/>
+                <w:sz w:val="16"/>
+              </w:rPr>
+              <w:t>—</w:t>
+            </w:r>
+          </w:p>
+        </w:tc>
+        <w:tc>
+          <w:tcPr>
+            <w:tcW w:type="dxa" w:w="1191"/>
+          </w:tcPr>
+          <w:p>
+            <w:r>
+              <w:rPr>
+                <w:b w:val="0"/>
+                <w:i w:val="0"/>
+                <w:color w:val="64748B"/>
+                <w:sz w:val="16"/>
+              </w:rPr>
+              <w:t>GT-CQ</w:t>
+            </w:r>
+          </w:p>
+        </w:tc>
+        <w:tc>
+          <w:tcPr>
+            <w:tcW w:type="dxa" w:w="4706"/>
+          </w:tcPr>
+          <w:p>
+            <w:r>
+              <w:rPr>
+                <w:b w:val="0"/>
+                <w:i w:val="0"/>
+                <w:sz w:val="17"/>
+              </w:rPr>
+              <w:t>L'adresse ou la localisation du ménage doit être bien renseignée, ne doit pas contenir des numéros de téléphone et elle semble courte pour être une adresse.</w:t>
+            </w:r>
+          </w:p>
+        </w:tc>
+      </w:tr>
+      <w:tr>
+        <w:tc>
+          <w:tcPr>
+            <w:tcW w:type="dxa" w:w="964"/>
+          </w:tcPr>
+          <w:p>
+            <w:r>
+              <w:rPr>
+                <w:b/>
+                <w:i w:val="0"/>
+                <w:color w:val="EA580C"/>
+                <w:sz w:val="16"/>
+              </w:rPr>
+              <w:t>Moyenne</w:t>
+            </w:r>
+          </w:p>
+        </w:tc>
+        <w:tc>
+          <w:tcPr>
+            <w:tcW w:type="dxa" w:w="1247"/>
+          </w:tcPr>
+          <w:p>
+            <w:r>
+              <w:rPr>
+                <w:b/>
+                <w:i w:val="0"/>
+                <w:sz w:val="16"/>
+              </w:rPr>
+              <w:t>S00</w:t>
+              <w:br/>
+            </w:r>
+            <w:r>
+              <w:rPr>
+                <w:b w:val="0"/>
+                <w:i w:val="0"/>
+                <w:color w:val="64748B"/>
+                <w:sz w:val="14"/>
+              </w:rPr>
+              <w:t>Identification</w:t>
+            </w:r>
+          </w:p>
+        </w:tc>
+        <w:tc>
+          <w:tcPr>
+            <w:tcW w:type="dxa" w:w="1531"/>
+          </w:tcPr>
+          <w:p>
+            <w:r>
+              <w:rPr>
+                <w:b/>
+                <w:i w:val="0"/>
+                <w:color w:val="16A34A"/>
+                <w:sz w:val="16"/>
+              </w:rPr>
+              <w:t>—</w:t>
+            </w:r>
+          </w:p>
+        </w:tc>
+        <w:tc>
+          <w:tcPr>
+            <w:tcW w:type="dxa" w:w="1191"/>
+          </w:tcPr>
+          <w:p>
+            <w:r>
+              <w:rPr>
+                <w:b w:val="0"/>
+                <w:i w:val="0"/>
+                <w:color w:val="64748B"/>
+                <w:sz w:val="16"/>
+              </w:rPr>
+              <w:t>GT-CQ</w:t>
+            </w:r>
+          </w:p>
+        </w:tc>
+        <w:tc>
+          <w:tcPr>
+            <w:tcW w:type="dxa" w:w="4706"/>
+          </w:tcPr>
+          <w:p>
+            <w:r>
+              <w:rPr>
+                <w:b w:val="0"/>
+                <w:i w:val="0"/>
+                <w:sz w:val="17"/>
+              </w:rPr>
+              <w:t>Prière de renseigner la bonne adresse.</w:t>
+            </w:r>
+          </w:p>
+        </w:tc>
+      </w:tr>
+      <w:tr>
+        <w:tc>
+          <w:tcPr>
+            <w:tcW w:type="dxa" w:w="964"/>
+          </w:tcPr>
+          <w:p>
+            <w:r>
+              <w:rPr>
+                <w:b/>
+                <w:i w:val="0"/>
+                <w:color w:val="EA580C"/>
+                <w:sz w:val="16"/>
+              </w:rPr>
+              <w:t>Moyenne</w:t>
+            </w:r>
+          </w:p>
+        </w:tc>
+        <w:tc>
+          <w:tcPr>
+            <w:tcW w:type="dxa" w:w="1247"/>
+          </w:tcPr>
+          <w:p>
+            <w:r>
+              <w:rPr>
+                <w:b/>
+                <w:i w:val="0"/>
+                <w:sz w:val="16"/>
+              </w:rPr>
+              <w:t>S01</w:t>
+              <w:br/>
+            </w:r>
+            <w:r>
+              <w:rPr>
+                <w:b w:val="0"/>
+                <w:i w:val="0"/>
+                <w:color w:val="64748B"/>
+                <w:sz w:val="14"/>
+              </w:rPr>
+              <w:t>Démographie</w:t>
+            </w:r>
+          </w:p>
+        </w:tc>
+        <w:tc>
+          <w:tcPr>
+            <w:tcW w:type="dxa" w:w="1531"/>
+          </w:tcPr>
+          <w:p>
+            <w:r>
+              <w:rPr>
+                <w:b/>
+                <w:i w:val="0"/>
+                <w:color w:val="16A34A"/>
+                <w:sz w:val="16"/>
+              </w:rPr>
+              <w:t>s01q23, s01q00b, s01q23_autre</w:t>
+            </w:r>
+          </w:p>
+        </w:tc>
+        <w:tc>
+          <w:tcPr>
+            <w:tcW w:type="dxa" w:w="1191"/>
+          </w:tcPr>
+          <w:p>
+            <w:r>
+              <w:rPr>
+                <w:b w:val="0"/>
+                <w:i w:val="0"/>
+                <w:color w:val="64748B"/>
+                <w:sz w:val="16"/>
+              </w:rPr>
+              <w:t>GT-CQ</w:t>
+            </w:r>
+          </w:p>
+        </w:tc>
+        <w:tc>
+          <w:tcPr>
+            <w:tcW w:type="dxa" w:w="4706"/>
+          </w:tcPr>
+          <w:p>
+            <w:r>
+              <w:rPr>
+                <w:b w:val="0"/>
+                <w:i w:val="0"/>
+                <w:sz w:val="17"/>
+              </w:rPr>
+              <w:t>La raison principale pour laquelle que SOULEYMANE BA est venu vivre dans cette localité est manque d'eaux et semble exister dans les modalités, prière de prendre attache avec le QG pour plus d'explication afin de la classer bien.</w:t>
+            </w:r>
+          </w:p>
+        </w:tc>
+      </w:tr>
+      <w:tr>
+        <w:tc>
+          <w:tcPr>
+            <w:tcW w:type="dxa" w:w="964"/>
+          </w:tcPr>
+          <w:p>
+            <w:r>
+              <w:rPr>
+                <w:b/>
+                <w:i w:val="0"/>
+                <w:color w:val="EA580C"/>
+                <w:sz w:val="16"/>
+              </w:rPr>
+              <w:t>Moyenne</w:t>
+            </w:r>
+          </w:p>
+        </w:tc>
+        <w:tc>
+          <w:tcPr>
+            <w:tcW w:type="dxa" w:w="1247"/>
+          </w:tcPr>
+          <w:p>
+            <w:r>
+              <w:rPr>
+                <w:b/>
+                <w:i w:val="0"/>
+                <w:sz w:val="16"/>
+              </w:rPr>
+              <w:t>S01</w:t>
+              <w:br/>
+            </w:r>
+            <w:r>
+              <w:rPr>
+                <w:b w:val="0"/>
+                <w:i w:val="0"/>
+                <w:color w:val="64748B"/>
+                <w:sz w:val="14"/>
+              </w:rPr>
+              <w:t>Démographie</w:t>
+            </w:r>
+          </w:p>
+        </w:tc>
+        <w:tc>
+          <w:tcPr>
+            <w:tcW w:type="dxa" w:w="1531"/>
+          </w:tcPr>
+          <w:p>
+            <w:r>
+              <w:rPr>
+                <w:b/>
+                <w:i w:val="0"/>
+                <w:color w:val="16A34A"/>
+                <w:sz w:val="16"/>
+              </w:rPr>
+              <w:t>s01q10_1</w:t>
+            </w:r>
+          </w:p>
+        </w:tc>
+        <w:tc>
+          <w:tcPr>
+            <w:tcW w:type="dxa" w:w="1191"/>
+          </w:tcPr>
+          <w:p>
+            <w:r>
+              <w:rPr>
+                <w:b w:val="0"/>
+                <w:i w:val="0"/>
+                <w:color w:val="64748B"/>
+                <w:sz w:val="16"/>
+              </w:rPr>
+              <w:t>GT-CQ</w:t>
+            </w:r>
+          </w:p>
+        </w:tc>
+        <w:tc>
+          <w:tcPr>
+            <w:tcW w:type="dxa" w:w="4706"/>
+          </w:tcPr>
+          <w:p>
+            <w:r>
+              <w:rPr>
+                <w:b w:val="0"/>
+                <w:i w:val="0"/>
+                <w:sz w:val="17"/>
+              </w:rPr>
+              <w:t>La taille du ménage lors de l'enquête principale (14) de ce ménage est inférieur à la taille du denombrement (16), prière de fournir des explications concrètes ou aller revisiter le ménage.</w:t>
+            </w:r>
+          </w:p>
+        </w:tc>
+      </w:tr>
+      <w:tr>
+        <w:tc>
+          <w:tcPr>
+            <w:tcW w:type="dxa" w:w="964"/>
+          </w:tcPr>
+          <w:p>
+            <w:r>
+              <w:rPr>
+                <w:b/>
+                <w:i w:val="0"/>
+                <w:color w:val="EA580C"/>
+                <w:sz w:val="16"/>
+              </w:rPr>
+              <w:t>Moyenne</w:t>
+            </w:r>
+          </w:p>
+        </w:tc>
+        <w:tc>
+          <w:tcPr>
+            <w:tcW w:type="dxa" w:w="1247"/>
+          </w:tcPr>
+          <w:p>
+            <w:r>
+              <w:rPr>
+                <w:b/>
+                <w:i w:val="0"/>
+                <w:sz w:val="16"/>
+              </w:rPr>
               <w:t>S02</w:t>
               <w:br/>
             </w:r>
@@ -904,7 +1984,7 @@
                 <w:color w:val="16A34A"/>
                 <w:sz w:val="16"/>
               </w:rPr>
-              <w:t>—</w:t>
+              <w:t>s01q63, s00q04, s02q25, s01q00b, s02q17_2, s02q15_2</w:t>
             </w:r>
           </w:p>
         </w:tc>
@@ -935,7 +2015,7 @@
                 <w:i w:val="0"/>
                 <w:sz w:val="17"/>
               </w:rPr>
-              <w:t>Incohérent!! Le niveau d'instruction déclaré par l'un des enfants (Secondaire 1er cycle) au niveau de la section 1 de OULYMATA  SOW diffère de celui donné par OULYMATA  SOW lui-même qui affirme ne pas avoir frequenté l'école formelle.</w:t>
+              <w:t>Dans les milieux urbains c'est peu probable de voir une école dont les élèves ou étudiants ne dépensent pas en frais d'uniformes, prière de verifier pour BABACAR BA qui fréquente 3ème année de Secondaire 1 (Moyen) Général et corriger ou confirmer avec le QG.</w:t>
             </w:r>
           </w:p>
         </w:tc>
@@ -950,10 +2030,550 @@
               <w:rPr>
                 <w:b/>
                 <w:i w:val="0"/>
-                <w:color w:val="DC2626"/>
-                <w:sz w:val="16"/>
-              </w:rPr>
-              <w:t>Haute</w:t>
+                <w:color w:val="EA580C"/>
+                <w:sz w:val="16"/>
+              </w:rPr>
+              <w:t>Moyenne</w:t>
+            </w:r>
+          </w:p>
+        </w:tc>
+        <w:tc>
+          <w:tcPr>
+            <w:tcW w:type="dxa" w:w="1247"/>
+          </w:tcPr>
+          <w:p>
+            <w:r>
+              <w:rPr>
+                <w:b/>
+                <w:i w:val="0"/>
+                <w:sz w:val="16"/>
+              </w:rPr>
+              <w:t>S02</w:t>
+              <w:br/>
+            </w:r>
+            <w:r>
+              <w:rPr>
+                <w:b w:val="0"/>
+                <w:i w:val="0"/>
+                <w:color w:val="64748B"/>
+                <w:sz w:val="14"/>
+              </w:rPr>
+              <w:t>Éducation</w:t>
+            </w:r>
+          </w:p>
+        </w:tc>
+        <w:tc>
+          <w:tcPr>
+            <w:tcW w:type="dxa" w:w="1531"/>
+          </w:tcPr>
+          <w:p>
+            <w:r>
+              <w:rPr>
+                <w:b/>
+                <w:i w:val="0"/>
+                <w:color w:val="16A34A"/>
+                <w:sz w:val="16"/>
+              </w:rPr>
+              <w:t>—</w:t>
+            </w:r>
+          </w:p>
+        </w:tc>
+        <w:tc>
+          <w:tcPr>
+            <w:tcW w:type="dxa" w:w="1191"/>
+          </w:tcPr>
+          <w:p>
+            <w:r>
+              <w:rPr>
+                <w:b w:val="0"/>
+                <w:i w:val="0"/>
+                <w:color w:val="64748B"/>
+                <w:sz w:val="16"/>
+              </w:rPr>
+              <w:t>GT-CQ</w:t>
+            </w:r>
+          </w:p>
+        </w:tc>
+        <w:tc>
+          <w:tcPr>
+            <w:tcW w:type="dxa" w:w="4706"/>
+          </w:tcPr>
+          <w:p>
+            <w:r>
+              <w:rPr>
+                <w:b w:val="0"/>
+                <w:i w:val="0"/>
+                <w:sz w:val="17"/>
+              </w:rPr>
+              <w:t>Attention ! Le frais de scolarité (10000 Fcfa) de BABACAR BA en 3ème année de Secondaire 1 (Moyen) Général est relativement élevé par rapport aux autres frais de scolarités observés dans cette zone.</w:t>
+            </w:r>
+          </w:p>
+        </w:tc>
+      </w:tr>
+      <w:tr>
+        <w:tc>
+          <w:tcPr>
+            <w:tcW w:type="dxa" w:w="964"/>
+          </w:tcPr>
+          <w:p>
+            <w:r>
+              <w:rPr>
+                <w:b/>
+                <w:i w:val="0"/>
+                <w:color w:val="EA580C"/>
+                <w:sz w:val="16"/>
+              </w:rPr>
+              <w:t>Moyenne</w:t>
+            </w:r>
+          </w:p>
+        </w:tc>
+        <w:tc>
+          <w:tcPr>
+            <w:tcW w:type="dxa" w:w="1247"/>
+          </w:tcPr>
+          <w:p>
+            <w:r>
+              <w:rPr>
+                <w:b/>
+                <w:i w:val="0"/>
+                <w:sz w:val="16"/>
+              </w:rPr>
+              <w:t>S02</w:t>
+              <w:br/>
+            </w:r>
+            <w:r>
+              <w:rPr>
+                <w:b w:val="0"/>
+                <w:i w:val="0"/>
+                <w:color w:val="64748B"/>
+                <w:sz w:val="14"/>
+              </w:rPr>
+              <w:t>Éducation</w:t>
+            </w:r>
+          </w:p>
+        </w:tc>
+        <w:tc>
+          <w:tcPr>
+            <w:tcW w:type="dxa" w:w="1531"/>
+          </w:tcPr>
+          <w:p>
+            <w:r>
+              <w:rPr>
+                <w:b/>
+                <w:i w:val="0"/>
+                <w:color w:val="16A34A"/>
+                <w:sz w:val="16"/>
+              </w:rPr>
+              <w:t>—</w:t>
+            </w:r>
+          </w:p>
+        </w:tc>
+        <w:tc>
+          <w:tcPr>
+            <w:tcW w:type="dxa" w:w="1191"/>
+          </w:tcPr>
+          <w:p>
+            <w:r>
+              <w:rPr>
+                <w:b w:val="0"/>
+                <w:i w:val="0"/>
+                <w:color w:val="64748B"/>
+                <w:sz w:val="16"/>
+              </w:rPr>
+              <w:t>GT-CQ</w:t>
+            </w:r>
+          </w:p>
+        </w:tc>
+        <w:tc>
+          <w:tcPr>
+            <w:tcW w:type="dxa" w:w="4706"/>
+          </w:tcPr>
+          <w:p>
+            <w:r>
+              <w:rPr>
+                <w:b w:val="0"/>
+                <w:i w:val="0"/>
+                <w:sz w:val="17"/>
+              </w:rPr>
+              <w:t>Prière de corriger ou de confirmer avec le QG.</w:t>
+            </w:r>
+          </w:p>
+        </w:tc>
+      </w:tr>
+      <w:tr>
+        <w:tc>
+          <w:tcPr>
+            <w:tcW w:type="dxa" w:w="964"/>
+          </w:tcPr>
+          <w:p>
+            <w:r>
+              <w:rPr>
+                <w:b/>
+                <w:i w:val="0"/>
+                <w:color w:val="EA580C"/>
+                <w:sz w:val="16"/>
+              </w:rPr>
+              <w:t>Moyenne</w:t>
+            </w:r>
+          </w:p>
+        </w:tc>
+        <w:tc>
+          <w:tcPr>
+            <w:tcW w:type="dxa" w:w="1247"/>
+          </w:tcPr>
+          <w:p>
+            <w:r>
+              <w:rPr>
+                <w:b/>
+                <w:i w:val="0"/>
+                <w:sz w:val="16"/>
+              </w:rPr>
+              <w:t>S02</w:t>
+              <w:br/>
+            </w:r>
+            <w:r>
+              <w:rPr>
+                <w:b w:val="0"/>
+                <w:i w:val="0"/>
+                <w:color w:val="64748B"/>
+                <w:sz w:val="14"/>
+              </w:rPr>
+              <w:t>Éducation</w:t>
+            </w:r>
+          </w:p>
+        </w:tc>
+        <w:tc>
+          <w:tcPr>
+            <w:tcW w:type="dxa" w:w="1531"/>
+          </w:tcPr>
+          <w:p>
+            <w:r>
+              <w:rPr>
+                <w:b/>
+                <w:i w:val="0"/>
+                <w:color w:val="16A34A"/>
+                <w:sz w:val="16"/>
+              </w:rPr>
+              <w:t>s01q63, s00q04, s02q25, s01q00b, s02q17_2, s02q15_2</w:t>
+            </w:r>
+          </w:p>
+        </w:tc>
+        <w:tc>
+          <w:tcPr>
+            <w:tcW w:type="dxa" w:w="1191"/>
+          </w:tcPr>
+          <w:p>
+            <w:r>
+              <w:rPr>
+                <w:b w:val="0"/>
+                <w:i w:val="0"/>
+                <w:color w:val="64748B"/>
+                <w:sz w:val="16"/>
+              </w:rPr>
+              <w:t>GT-CQ</w:t>
+            </w:r>
+          </w:p>
+        </w:tc>
+        <w:tc>
+          <w:tcPr>
+            <w:tcW w:type="dxa" w:w="4706"/>
+          </w:tcPr>
+          <w:p>
+            <w:r>
+              <w:rPr>
+                <w:b w:val="0"/>
+                <w:i w:val="0"/>
+                <w:sz w:val="17"/>
+              </w:rPr>
+              <w:t>Dans les milieux urbains c'est peu probable de voir une école dont les élèves ou étudiants ne dépensent pas en frais d'uniformes, prière de verifier pour DEMBA BA qui fréquente 2ème année de Secondaire 1 (Moyen) Général et corriger ou confirmer avec le QG.</w:t>
+            </w:r>
+          </w:p>
+        </w:tc>
+      </w:tr>
+      <w:tr>
+        <w:tc>
+          <w:tcPr>
+            <w:tcW w:type="dxa" w:w="964"/>
+          </w:tcPr>
+          <w:p>
+            <w:r>
+              <w:rPr>
+                <w:b/>
+                <w:i w:val="0"/>
+                <w:color w:val="EA580C"/>
+                <w:sz w:val="16"/>
+              </w:rPr>
+              <w:t>Moyenne</w:t>
+            </w:r>
+          </w:p>
+        </w:tc>
+        <w:tc>
+          <w:tcPr>
+            <w:tcW w:type="dxa" w:w="1247"/>
+          </w:tcPr>
+          <w:p>
+            <w:r>
+              <w:rPr>
+                <w:b/>
+                <w:i w:val="0"/>
+                <w:sz w:val="16"/>
+              </w:rPr>
+              <w:t>S02</w:t>
+              <w:br/>
+            </w:r>
+            <w:r>
+              <w:rPr>
+                <w:b w:val="0"/>
+                <w:i w:val="0"/>
+                <w:color w:val="64748B"/>
+                <w:sz w:val="14"/>
+              </w:rPr>
+              <w:t>Éducation</w:t>
+            </w:r>
+          </w:p>
+        </w:tc>
+        <w:tc>
+          <w:tcPr>
+            <w:tcW w:type="dxa" w:w="1531"/>
+          </w:tcPr>
+          <w:p>
+            <w:r>
+              <w:rPr>
+                <w:b/>
+                <w:i w:val="0"/>
+                <w:color w:val="16A34A"/>
+                <w:sz w:val="16"/>
+              </w:rPr>
+              <w:t>s01q63, s00q04, s02q25, s01q00b, s02q17_2, s02q15_2</w:t>
+            </w:r>
+          </w:p>
+        </w:tc>
+        <w:tc>
+          <w:tcPr>
+            <w:tcW w:type="dxa" w:w="1191"/>
+          </w:tcPr>
+          <w:p>
+            <w:r>
+              <w:rPr>
+                <w:b w:val="0"/>
+                <w:i w:val="0"/>
+                <w:color w:val="64748B"/>
+                <w:sz w:val="16"/>
+              </w:rPr>
+              <w:t>GT-CQ</w:t>
+            </w:r>
+          </w:p>
+        </w:tc>
+        <w:tc>
+          <w:tcPr>
+            <w:tcW w:type="dxa" w:w="4706"/>
+          </w:tcPr>
+          <w:p>
+            <w:r>
+              <w:rPr>
+                <w:b w:val="0"/>
+                <w:i w:val="0"/>
+                <w:sz w:val="17"/>
+              </w:rPr>
+              <w:t>Dans les milieux urbains c'est peu probable de voir une école dont les élèves ou étudiants ne dépensent pas en frais d'uniformes, prière de verifier pour DIEYNABA BA qui fréquente 3ème année de Secondaire 1 (Moyen) Général et corriger ou confirmer avec le QG.</w:t>
+            </w:r>
+          </w:p>
+        </w:tc>
+      </w:tr>
+      <w:tr>
+        <w:tc>
+          <w:tcPr>
+            <w:tcW w:type="dxa" w:w="964"/>
+          </w:tcPr>
+          <w:p>
+            <w:r>
+              <w:rPr>
+                <w:b/>
+                <w:i w:val="0"/>
+                <w:color w:val="EA580C"/>
+                <w:sz w:val="16"/>
+              </w:rPr>
+              <w:t>Moyenne</w:t>
+            </w:r>
+          </w:p>
+        </w:tc>
+        <w:tc>
+          <w:tcPr>
+            <w:tcW w:type="dxa" w:w="1247"/>
+          </w:tcPr>
+          <w:p>
+            <w:r>
+              <w:rPr>
+                <w:b/>
+                <w:i w:val="0"/>
+                <w:sz w:val="16"/>
+              </w:rPr>
+              <w:t>S02</w:t>
+              <w:br/>
+            </w:r>
+            <w:r>
+              <w:rPr>
+                <w:b w:val="0"/>
+                <w:i w:val="0"/>
+                <w:color w:val="64748B"/>
+                <w:sz w:val="14"/>
+              </w:rPr>
+              <w:t>Éducation</w:t>
+            </w:r>
+          </w:p>
+        </w:tc>
+        <w:tc>
+          <w:tcPr>
+            <w:tcW w:type="dxa" w:w="1531"/>
+          </w:tcPr>
+          <w:p>
+            <w:r>
+              <w:rPr>
+                <w:b/>
+                <w:i w:val="0"/>
+                <w:color w:val="16A34A"/>
+                <w:sz w:val="16"/>
+              </w:rPr>
+              <w:t>—</w:t>
+            </w:r>
+          </w:p>
+        </w:tc>
+        <w:tc>
+          <w:tcPr>
+            <w:tcW w:type="dxa" w:w="1191"/>
+          </w:tcPr>
+          <w:p>
+            <w:r>
+              <w:rPr>
+                <w:b w:val="0"/>
+                <w:i w:val="0"/>
+                <w:color w:val="64748B"/>
+                <w:sz w:val="16"/>
+              </w:rPr>
+              <w:t>GT-CQ</w:t>
+            </w:r>
+          </w:p>
+        </w:tc>
+        <w:tc>
+          <w:tcPr>
+            <w:tcW w:type="dxa" w:w="4706"/>
+          </w:tcPr>
+          <w:p>
+            <w:r>
+              <w:rPr>
+                <w:b w:val="0"/>
+                <w:i w:val="0"/>
+                <w:sz w:val="17"/>
+              </w:rPr>
+              <w:t>Merci de bien vouloir changé 2.04 en OUI et renseigné toutes les autres informations qui concerne KHADY KA .</w:t>
+            </w:r>
+          </w:p>
+        </w:tc>
+      </w:tr>
+      <w:tr>
+        <w:tc>
+          <w:tcPr>
+            <w:tcW w:type="dxa" w:w="964"/>
+          </w:tcPr>
+          <w:p>
+            <w:r>
+              <w:rPr>
+                <w:b/>
+                <w:i w:val="0"/>
+                <w:color w:val="EA580C"/>
+                <w:sz w:val="16"/>
+              </w:rPr>
+              <w:t>Moyenne</w:t>
+            </w:r>
+          </w:p>
+        </w:tc>
+        <w:tc>
+          <w:tcPr>
+            <w:tcW w:type="dxa" w:w="1247"/>
+          </w:tcPr>
+          <w:p>
+            <w:r>
+              <w:rPr>
+                <w:b/>
+                <w:i w:val="0"/>
+                <w:sz w:val="16"/>
+              </w:rPr>
+              <w:t>S02</w:t>
+              <w:br/>
+            </w:r>
+            <w:r>
+              <w:rPr>
+                <w:b w:val="0"/>
+                <w:i w:val="0"/>
+                <w:color w:val="64748B"/>
+                <w:sz w:val="14"/>
+              </w:rPr>
+              <w:t>Éducation</w:t>
+            </w:r>
+          </w:p>
+        </w:tc>
+        <w:tc>
+          <w:tcPr>
+            <w:tcW w:type="dxa" w:w="1531"/>
+          </w:tcPr>
+          <w:p>
+            <w:r>
+              <w:rPr>
+                <w:b/>
+                <w:i w:val="0"/>
+                <w:color w:val="16A34A"/>
+                <w:sz w:val="16"/>
+              </w:rPr>
+              <w:t>—</w:t>
+            </w:r>
+          </w:p>
+        </w:tc>
+        <w:tc>
+          <w:tcPr>
+            <w:tcW w:type="dxa" w:w="1191"/>
+          </w:tcPr>
+          <w:p>
+            <w:r>
+              <w:rPr>
+                <w:b w:val="0"/>
+                <w:i w:val="0"/>
+                <w:color w:val="64748B"/>
+                <w:sz w:val="16"/>
+              </w:rPr>
+              <w:t>GT-CQ</w:t>
+            </w:r>
+          </w:p>
+        </w:tc>
+        <w:tc>
+          <w:tcPr>
+            <w:tcW w:type="dxa" w:w="4706"/>
+          </w:tcPr>
+          <w:p>
+            <w:r>
+              <w:rPr>
+                <w:b w:val="0"/>
+                <w:i w:val="0"/>
+                <w:sz w:val="17"/>
+              </w:rPr>
+              <w:t>Merci de bien vouloir changé 2.04 en OUI et renseigné toutes les autres informations qui concerne OULYMATA  SOW .</w:t>
+            </w:r>
+          </w:p>
+        </w:tc>
+      </w:tr>
+      <w:tr>
+        <w:tc>
+          <w:tcPr>
+            <w:tcW w:type="dxa" w:w="964"/>
+          </w:tcPr>
+          <w:p>
+            <w:r>
+              <w:rPr>
+                <w:b/>
+                <w:i w:val="0"/>
+                <w:color w:val="EA580C"/>
+                <w:sz w:val="16"/>
+              </w:rPr>
+              <w:t>Moyenne</w:t>
             </w:r>
           </w:p>
         </w:tc>
@@ -994,7 +2614,7 @@
                 <w:color w:val="16A34A"/>
                 <w:sz w:val="16"/>
               </w:rPr>
-              <w:t>s00q08, s01q35, s01q36, s01q37, s02q01__3, s02q02__3, s03q21, s04q22</w:t>
+              <w:t>s01q23, s01q00b, s01q23_autre</w:t>
             </w:r>
           </w:p>
         </w:tc>
@@ -1025,7 +2645,7 @@
                 <w:i w:val="0"/>
                 <w:sz w:val="17"/>
               </w:rPr>
-              <w:t>Incoherent!!! Le secteur institutionnel de ADAMA BA est incoherent, prière de corriger ou confirmer cette information auprès du ménage.</w:t>
+              <w:t>La  raison principale que ADAMA BA n'a pas cherché du travail au cours des 30 derniers jours est paturage et semble exister dans les modalités, prière de prendre attache avec le QG pour plus d'explication afin de la classer bien.</w:t>
             </w:r>
           </w:p>
         </w:tc>
@@ -1040,10 +2660,10 @@
               <w:rPr>
                 <w:b/>
                 <w:i w:val="0"/>
-                <w:color w:val="DC2626"/>
-                <w:sz w:val="16"/>
-              </w:rPr>
-              <w:t>Haute</w:t>
+                <w:color w:val="EA580C"/>
+                <w:sz w:val="16"/>
+              </w:rPr>
+              <w:t>Moyenne</w:t>
             </w:r>
           </w:p>
         </w:tc>
@@ -1084,7 +2704,7 @@
                 <w:color w:val="16A34A"/>
                 <w:sz w:val="16"/>
               </w:rPr>
-              <w:t>s00q14, s00q16, s00q18, s01q39, s01q42__1, s01q42__2, s02q30, s02q34</w:t>
+              <w:t>s01q23, s01q00b, s01q23_autre</w:t>
             </w:r>
           </w:p>
         </w:tc>
@@ -1115,7 +2735,7 @@
                 <w:i w:val="0"/>
                 <w:sz w:val="17"/>
               </w:rPr>
-              <w:t>Avertissement! ADAMA BA travaille principalement dans l'agriculture ou élevage ou pêche et le secteur institutionnel déclaré semble  incohérent, prière de corriger ou confirmer avec le QG.</w:t>
+              <w:t>La  raison principale que OUSMANE BA n'a pas cherché du travail au cours des 30 derniers jours est paturage et semble exister dans les modalités, prière de prendre attache avec le QG pour plus d'explication afin de la classer bien.</w:t>
             </w:r>
           </w:p>
         </w:tc>
@@ -1130,10 +2750,10 @@
               <w:rPr>
                 <w:b/>
                 <w:i w:val="0"/>
-                <w:color w:val="DC2626"/>
-                <w:sz w:val="16"/>
-              </w:rPr>
-              <w:t>Haute</w:t>
+                <w:color w:val="EA580C"/>
+                <w:sz w:val="16"/>
+              </w:rPr>
+              <w:t>Moyenne</w:t>
             </w:r>
           </w:p>
         </w:tc>
@@ -1174,7 +2794,7 @@
                 <w:color w:val="16A34A"/>
                 <w:sz w:val="16"/>
               </w:rPr>
-              <w:t>s00q08, s01q35, s01q36, s01q37, s02q01__3, s02q02__3, s03q21, s04q22</w:t>
+              <w:t>s01q63, s00q04, s02q25, s04q17, s04q21, s01q00b, s01q29_1</w:t>
             </w:r>
           </w:p>
         </w:tc>
@@ -1205,7 +2825,7 @@
                 <w:i w:val="0"/>
                 <w:sz w:val="17"/>
               </w:rPr>
-              <w:t>Incoherent!!! Le secteur institutionnel de OUSMANE BA est incoherent, prière de corriger ou confirmer cette information auprès du ménage.</w:t>
+              <w:t>Il est probable que SOULEYMANE BA ait exercé un emploi au cours des 12 derniers mois car il evolue ou a evolué dans Agriculture, Elevage, Pêche.</w:t>
             </w:r>
           </w:p>
         </w:tc>
@@ -1220,10 +2840,10 @@
               <w:rPr>
                 <w:b/>
                 <w:i w:val="0"/>
-                <w:color w:val="DC2626"/>
-                <w:sz w:val="16"/>
-              </w:rPr>
-              <w:t>Haute</w:t>
+                <w:color w:val="EA580C"/>
+                <w:sz w:val="16"/>
+              </w:rPr>
+              <w:t>Moyenne</w:t>
             </w:r>
           </w:p>
         </w:tc>
@@ -1264,7 +2884,7 @@
                 <w:color w:val="16A34A"/>
                 <w:sz w:val="16"/>
               </w:rPr>
-              <w:t>s00q14, s00q16, s00q18, s01q39, s01q42__1, s01q42__2, s02q30, s02q34</w:t>
+              <w:t>—</w:t>
             </w:r>
           </w:p>
         </w:tc>
@@ -1295,7 +2915,7 @@
                 <w:i w:val="0"/>
                 <w:sz w:val="17"/>
               </w:rPr>
-              <w:t>Avertissement! OUSMANE BA travaille principalement dans l'agriculture ou élevage ou pêche et le secteur institutionnel déclaré semble  incohérent, prière de corriger ou confirmer avec le QG.</w:t>
+              <w:t>Merci de vérifier les questions de 4.09 à 4.14 ou 4.17 ou 4.33.</w:t>
             </w:r>
           </w:p>
         </w:tc>
@@ -1310,10 +2930,10 @@
               <w:rPr>
                 <w:b/>
                 <w:i w:val="0"/>
-                <w:color w:val="DC2626"/>
-                <w:sz w:val="16"/>
-              </w:rPr>
-              <w:t>Haute</w:t>
+                <w:color w:val="EA580C"/>
+                <w:sz w:val="16"/>
+              </w:rPr>
+              <w:t>Moyenne</w:t>
             </w:r>
           </w:p>
         </w:tc>
@@ -1328,7 +2948,7 @@
                 <w:i w:val="0"/>
                 <w:sz w:val="16"/>
               </w:rPr>
-              <w:t>S11</w:t>
+              <w:t>S07</w:t>
               <w:br/>
             </w:r>
             <w:r>
@@ -1338,7 +2958,7 @@
                 <w:color w:val="64748B"/>
                 <w:sz w:val="14"/>
               </w:rPr>
-              <w:t>Logement / cadre de vie</w:t>
+              <w:t>Consommation alimentaire</w:t>
             </w:r>
           </w:p>
         </w:tc>
@@ -1354,7 +2974,7 @@
                 <w:color w:val="16A34A"/>
                 <w:sz w:val="16"/>
               </w:rPr>
-              <w:t>s01q07, s01q08, s02q20, s02q22, s03q07, s02q29, s04q19, s13q02</w:t>
+              <w:t>s00q08, s01q35, s01q36, s01q37, s02q01__3, s02q02__3, s03q21, s04q22</w:t>
             </w:r>
           </w:p>
         </w:tc>
@@ -1385,7 +3005,7 @@
                 <w:i w:val="0"/>
                 <w:sz w:val="17"/>
               </w:rPr>
-              <w:t>Avertissement!! Le montant supporté (30000 FCFA) par le ménage pour cette source d’énergie (Bois de chauffe) à KAFFRINE Urbain au cours des 30 derniers jours semble incoherent, prière de confirmer ou corriger.</w:t>
+              <w:t>Attention ! Au moins une des informations prises au niveau des repas pris à l'extérieur pour l'ensemble du ménage (7a1) et celui pris par les membres individuellement sont identiques (7a2), prière de regarder toutes les informations prises au niveau de 7a1 si vous n'avez pas recondu une information d'un membre au niveau de 7a2.</w:t>
             </w:r>
           </w:p>
         </w:tc>
@@ -1400,10 +3020,10 @@
               <w:rPr>
                 <w:b/>
                 <w:i w:val="0"/>
-                <w:color w:val="DC2626"/>
-                <w:sz w:val="16"/>
-              </w:rPr>
-              <w:t>Haute</w:t>
+                <w:color w:val="EA580C"/>
+                <w:sz w:val="16"/>
+              </w:rPr>
+              <w:t>Moyenne</w:t>
             </w:r>
           </w:p>
         </w:tc>
@@ -1418,7 +3038,7 @@
                 <w:i w:val="0"/>
                 <w:sz w:val="16"/>
               </w:rPr>
-              <w:t>S13</w:t>
+              <w:t>S07</w:t>
               <w:br/>
             </w:r>
             <w:r>
@@ -1428,7 +3048,7 @@
                 <w:color w:val="64748B"/>
                 <w:sz w:val="14"/>
               </w:rPr>
-              <w:t>Transferts</w:t>
+              <w:t>Consommation alimentaire</w:t>
             </w:r>
           </w:p>
         </w:tc>
@@ -1444,7 +3064,7 @@
                 <w:color w:val="16A34A"/>
                 <w:sz w:val="16"/>
               </w:rPr>
-              <w:t>s00q27, s01q03a, s01q03b, s01q03c, s02q04, s03q14, s04q15, s04q16</w:t>
+              <w:t>—</w:t>
             </w:r>
           </w:p>
         </w:tc>
@@ -1475,7 +3095,7 @@
                 <w:i w:val="0"/>
                 <w:sz w:val="17"/>
               </w:rPr>
-              <w:t>Incohérence!! Vous avez dit que celui qui a envoyé ou donné de l'argent n'a aucun lien avec celui qui a reçu de l'argent mais vous avez dit encore qu'il a vécu dans ce ménage dans le passé, prière de corriger.</w:t>
+              <w:t>Attention ! Le prix unitaire d'achat (1000 Fcfa) de Huile de soja en Litre (taille unique) est relativement faible par rapport aux autres prix observés dans cette zone.</w:t>
             </w:r>
           </w:p>
         </w:tc>
@@ -1490,10 +3110,10 @@
               <w:rPr>
                 <w:b/>
                 <w:i w:val="0"/>
-                <w:color w:val="DC2626"/>
-                <w:sz w:val="16"/>
-              </w:rPr>
-              <w:t>Haute</w:t>
+                <w:color w:val="EA580C"/>
+                <w:sz w:val="16"/>
+              </w:rPr>
+              <w:t>Moyenne</w:t>
             </w:r>
           </w:p>
         </w:tc>
@@ -1508,7 +3128,7 @@
                 <w:i w:val="0"/>
                 <w:sz w:val="16"/>
               </w:rPr>
-              <w:t>S16</w:t>
+              <w:t>S07</w:t>
               <w:br/>
             </w:r>
             <w:r>
@@ -1518,7 +3138,7 @@
                 <w:color w:val="64748B"/>
                 <w:sz w:val="14"/>
               </w:rPr>
-              <w:t>Agriculture</w:t>
+              <w:t>Consommation alimentaire</w:t>
             </w:r>
           </w:p>
         </w:tc>
@@ -1534,7 +3154,7 @@
                 <w:color w:val="16A34A"/>
                 <w:sz w:val="16"/>
               </w:rPr>
-              <w:t>s00q07a, s00q08, s00q10, s00q13_0, s00q15_0, s00q17_0, s00q23a, s00q23b</w:t>
+              <w:t>—</w:t>
             </w:r>
           </w:p>
         </w:tc>
@@ -1565,7 +3185,7 @@
                 <w:i w:val="0"/>
                 <w:sz w:val="17"/>
               </w:rPr>
-              <w:t>La somme des quantités consommées (0 kg), des quantités offertes (40 kg),  des quantités vendus (0 kg) et des quantités en stock (260 kg) depasse la quantité totale (2 kg) que le ménage a eu après la recolte de Mil , prière de corriger cette incoherence.</w:t>
+              <w:t>Prière de corriger ou de confirmer avec le QG.</w:t>
             </w:r>
           </w:p>
         </w:tc>
@@ -1598,7 +3218,7 @@
                 <w:i w:val="0"/>
                 <w:sz w:val="16"/>
               </w:rPr>
-              <w:t>S00</w:t>
+              <w:t>S09</w:t>
               <w:br/>
             </w:r>
             <w:r>
@@ -1608,7 +3228,7 @@
                 <w:color w:val="64748B"/>
                 <w:sz w:val="14"/>
               </w:rPr>
-              <w:t>Identification</w:t>
+              <w:t>Dépenses non alimentaires</w:t>
             </w:r>
           </w:p>
         </w:tc>
@@ -1624,7 +3244,7 @@
                 <w:color w:val="16A34A"/>
                 <w:sz w:val="16"/>
               </w:rPr>
-              <w:t>s00q27</w:t>
+              <w:t>—</w:t>
             </w:r>
           </w:p>
         </w:tc>
@@ -1655,7 +3275,7 @@
                 <w:i w:val="0"/>
                 <w:sz w:val="17"/>
               </w:rPr>
-              <w:t>Le questionnaire semble ne pas être complètement fini mais le questionnaire est en statut complet, prière de compléter le questionnaire.</w:t>
+              <w:t>Attention ! La dépense totale du ménage de SOULEYMANE BA (123800 Fcfa) de la fête de Gamou est relativement élevé.</w:t>
             </w:r>
           </w:p>
         </w:tc>
@@ -1688,7 +3308,7 @@
                 <w:i w:val="0"/>
                 <w:sz w:val="16"/>
               </w:rPr>
-              <w:t>S00</w:t>
+              <w:t>S09</w:t>
               <w:br/>
             </w:r>
             <w:r>
@@ -1698,7 +3318,7 @@
                 <w:color w:val="64748B"/>
                 <w:sz w:val="14"/>
               </w:rPr>
-              <w:t>Identification</w:t>
+              <w:t>Dépenses non alimentaires</w:t>
             </w:r>
           </w:p>
         </w:tc>
@@ -1745,7 +3365,7 @@
                 <w:i w:val="0"/>
                 <w:sz w:val="17"/>
               </w:rPr>
-              <w:t>L'adresse ou la localisation du ménage doit être bien renseignée, ne doit pas contenir des numéros de téléphone et elle semble courte pour être une adresse.</w:t>
+              <w:t>Prière de corriger ou de confirmer avec le QG.</w:t>
             </w:r>
           </w:p>
         </w:tc>
@@ -1778,7 +3398,7 @@
                 <w:i w:val="0"/>
                 <w:sz w:val="16"/>
               </w:rPr>
-              <w:t>S00</w:t>
+              <w:t>S09</w:t>
               <w:br/>
             </w:r>
             <w:r>
@@ -1788,7 +3408,7 @@
                 <w:color w:val="64748B"/>
                 <w:sz w:val="14"/>
               </w:rPr>
-              <w:t>Identification</w:t>
+              <w:t>Dépenses non alimentaires</w:t>
             </w:r>
           </w:p>
         </w:tc>
@@ -1835,7 +3455,7 @@
                 <w:i w:val="0"/>
                 <w:sz w:val="17"/>
               </w:rPr>
-              <w:t>Prière de renseigner la bonne adresse.</w:t>
+              <w:t>Attention ! La dépense du ménage de SOULEYMANE BA (18500 Fcfa) au cours de 7 derniers jours de Essence pour motocyclette est relativement élevé.</w:t>
             </w:r>
           </w:p>
         </w:tc>
@@ -1868,7 +3488,7 @@
                 <w:i w:val="0"/>
                 <w:sz w:val="16"/>
               </w:rPr>
-              <w:t>S01</w:t>
+              <w:t>S09</w:t>
               <w:br/>
             </w:r>
             <w:r>
@@ -1878,7 +3498,7 @@
                 <w:color w:val="64748B"/>
                 <w:sz w:val="14"/>
               </w:rPr>
-              <w:t>Démographie</w:t>
+              <w:t>Dépenses non alimentaires</w:t>
             </w:r>
           </w:p>
         </w:tc>
@@ -1894,7 +3514,7 @@
                 <w:color w:val="16A34A"/>
                 <w:sz w:val="16"/>
               </w:rPr>
-              <w:t>s01q23, s01q00b, s01q23_autre</w:t>
+              <w:t>—</w:t>
             </w:r>
           </w:p>
         </w:tc>
@@ -1925,7 +3545,7 @@
                 <w:i w:val="0"/>
                 <w:sz w:val="17"/>
               </w:rPr>
-              <w:t>La raison principale pour laquelle que SOULEYMANE BA est venu vivre dans cette localité est manque d'eaux et semble exister dans les modalités, prière de prendre attache avec le QG pour plus d'explication afin de la classer bien.</w:t>
+              <w:t>Prière de corriger ou de confirmer avec le QG.</w:t>
             </w:r>
           </w:p>
         </w:tc>
@@ -1958,7 +3578,7 @@
                 <w:i w:val="0"/>
                 <w:sz w:val="16"/>
               </w:rPr>
-              <w:t>S01</w:t>
+              <w:t>S09</w:t>
               <w:br/>
             </w:r>
             <w:r>
@@ -1968,7 +3588,7 @@
                 <w:color w:val="64748B"/>
                 <w:sz w:val="14"/>
               </w:rPr>
-              <w:t>Démographie</w:t>
+              <w:t>Dépenses non alimentaires</w:t>
             </w:r>
           </w:p>
         </w:tc>
@@ -1984,7 +3604,7 @@
                 <w:color w:val="16A34A"/>
                 <w:sz w:val="16"/>
               </w:rPr>
-              <w:t>s01q10_1</w:t>
+              <w:t>s01q23, s01q00b, s01q23_autre</w:t>
             </w:r>
           </w:p>
         </w:tc>
@@ -2015,7 +3635,7 @@
                 <w:i w:val="0"/>
                 <w:sz w:val="17"/>
               </w:rPr>
-              <w:t>La taille du ménage lors de l'enquête principale (14) de ce ménage est inférieur à la taille du denombrement (16), prière de fournir des explications concrètes ou aller revisiter le ménage.</w:t>
+              <w:t>La dernière fois que vous avez acheté Bois de chauffe ramassé/coupé (estimer la valeur) est foret et semble exister dans les modalités, prière de prendre attache avec le QG pour plus d'explication afin de la classer bien.</w:t>
             </w:r>
           </w:p>
         </w:tc>
@@ -2048,7 +3668,7 @@
                 <w:i w:val="0"/>
                 <w:sz w:val="16"/>
               </w:rPr>
-              <w:t>S02</w:t>
+              <w:t>S09</w:t>
               <w:br/>
             </w:r>
             <w:r>
@@ -2058,7 +3678,7 @@
                 <w:color w:val="64748B"/>
                 <w:sz w:val="14"/>
               </w:rPr>
-              <w:t>Éducation</w:t>
+              <w:t>Dépenses non alimentaires</w:t>
             </w:r>
           </w:p>
         </w:tc>
@@ -2105,7 +3725,7 @@
                 <w:i w:val="0"/>
                 <w:sz w:val="17"/>
               </w:rPr>
-              <w:t>veuillez, s'il vous plait, confirmer les frais de scolarité ( 5000 FCFA) payée de DEMBA BA avec le QG ou apporter les corrections nécessaires.</w:t>
+              <w:t>Attention ! La dépense du ménage de SOULEYMANE BA (10000 Fcfa) au cours de 30 derniers jours de Frais de coiffure homme et femme (salon, tressage, mèches, coupe, etc.), manucure, pédicure est relativement élevé.</w:t>
             </w:r>
           </w:p>
         </w:tc>
@@ -2138,7 +3758,7 @@
                 <w:i w:val="0"/>
                 <w:sz w:val="16"/>
               </w:rPr>
-              <w:t>S02</w:t>
+              <w:t>S09</w:t>
               <w:br/>
             </w:r>
             <w:r>
@@ -2148,7 +3768,7 @@
                 <w:color w:val="64748B"/>
                 <w:sz w:val="14"/>
               </w:rPr>
-              <w:t>Éducation</w:t>
+              <w:t>Dépenses non alimentaires</w:t>
             </w:r>
           </w:p>
         </w:tc>
@@ -2164,7 +3784,7 @@
                 <w:color w:val="16A34A"/>
                 <w:sz w:val="16"/>
               </w:rPr>
-              <w:t>s01q63, s00q04, s02q25, s01q00b, s02q17_2, s02q15_2</w:t>
+              <w:t>—</w:t>
             </w:r>
           </w:p>
         </w:tc>
@@ -2195,7 +3815,7 @@
                 <w:i w:val="0"/>
                 <w:sz w:val="17"/>
               </w:rPr>
-              <w:t>Dans les milieux urbains c'est peu probable de voir une école dont les élèves ou étudiants ne dépensent pas en frais d'uniformes, prière de verifier pour DEMBA BA qui fréquente 2ème année de Secondaire 1 (Moyen) Général et corriger ou confirmer avec le QG.</w:t>
+              <w:t>Prière de corriger ou de confirmer avec le QG.</w:t>
             </w:r>
           </w:p>
         </w:tc>
@@ -2228,7 +3848,7 @@
                 <w:i w:val="0"/>
                 <w:sz w:val="16"/>
               </w:rPr>
-              <w:t>S02</w:t>
+              <w:t>S09</w:t>
               <w:br/>
             </w:r>
             <w:r>
@@ -2238,7 +3858,7 @@
                 <w:color w:val="64748B"/>
                 <w:sz w:val="14"/>
               </w:rPr>
-              <w:t>Éducation</w:t>
+              <w:t>Dépenses non alimentaires</w:t>
             </w:r>
           </w:p>
         </w:tc>
@@ -2285,7 +3905,7 @@
                 <w:i w:val="0"/>
                 <w:sz w:val="17"/>
               </w:rPr>
-              <w:t>veuillez, s'il vous plait, confirmer les frais de scolarité ( 5000 FCFA) payée de DIEYNABA BA avec le QG ou apporter les corrections nécessaires.</w:t>
+              <w:t>Attention ! La dépense du ménage de SOULEYMANE BA (10000 Fcfa) au cours de 30 derniers jours de Serviettes hygiéniques, couches jetables pour bébé, etc est relativement élevé.</w:t>
             </w:r>
           </w:p>
         </w:tc>
@@ -2318,7 +3938,7 @@
                 <w:i w:val="0"/>
                 <w:sz w:val="16"/>
               </w:rPr>
-              <w:t>S02</w:t>
+              <w:t>S09</w:t>
               <w:br/>
             </w:r>
             <w:r>
@@ -2328,7 +3948,7 @@
                 <w:color w:val="64748B"/>
                 <w:sz w:val="14"/>
               </w:rPr>
-              <w:t>Éducation</w:t>
+              <w:t>Dépenses non alimentaires</w:t>
             </w:r>
           </w:p>
         </w:tc>
@@ -2344,7 +3964,7 @@
                 <w:color w:val="16A34A"/>
                 <w:sz w:val="16"/>
               </w:rPr>
-              <w:t>s01q63, s00q04, s02q25, s01q00b, s02q17_2, s02q15_2</w:t>
+              <w:t>—</w:t>
             </w:r>
           </w:p>
         </w:tc>
@@ -2375,7 +3995,7 @@
                 <w:i w:val="0"/>
                 <w:sz w:val="17"/>
               </w:rPr>
-              <w:t>Dans les milieux urbains c'est peu probable de voir une école dont les élèves ou étudiants ne dépensent pas en frais d'uniformes, prière de verifier pour DIEYNABA BA qui fréquente 3ème année de Secondaire 1 (Moyen) Général et corriger ou confirmer avec le QG.</w:t>
+              <w:t>Attention ! La dépense du ménage de SOULEYMANE BA (6000 Fcfa) au cours de 30 derniers jours de Frais de mouture des céréales est relativement élevé.</w:t>
             </w:r>
           </w:p>
         </w:tc>
@@ -2408,7 +4028,7 @@
                 <w:i w:val="0"/>
                 <w:sz w:val="16"/>
               </w:rPr>
-              <w:t>S02</w:t>
+              <w:t>S09</w:t>
               <w:br/>
             </w:r>
             <w:r>
@@ -2418,7 +4038,7 @@
                 <w:color w:val="64748B"/>
                 <w:sz w:val="14"/>
               </w:rPr>
-              <w:t>Éducation</w:t>
+              <w:t>Dépenses non alimentaires</w:t>
             </w:r>
           </w:p>
         </w:tc>
@@ -2465,7 +4085,7 @@
                 <w:i w:val="0"/>
                 <w:sz w:val="17"/>
               </w:rPr>
-              <w:t>veuillez, s'il vous plait, confirmer les frais de scolarité ( 10000 FCFA) payée de BABACAR BA avec le QG ou apporter les corrections nécessaires.</w:t>
+              <w:t>Attention ! La dépense du ménage de SOULEYMANE BA (9500 Fcfa) au cours de 30 derniers jours de Savon de toilette, shampoing est relativement élevé.</w:t>
             </w:r>
           </w:p>
         </w:tc>
@@ -2498,7 +4118,7 @@
                 <w:i w:val="0"/>
                 <w:sz w:val="16"/>
               </w:rPr>
-              <w:t>S02</w:t>
+              <w:t>S09</w:t>
               <w:br/>
             </w:r>
             <w:r>
@@ -2508,7 +4128,7 @@
                 <w:color w:val="64748B"/>
                 <w:sz w:val="14"/>
               </w:rPr>
-              <w:t>Éducation</w:t>
+              <w:t>Dépenses non alimentaires</w:t>
             </w:r>
           </w:p>
         </w:tc>
@@ -2524,7 +4144,7 @@
                 <w:color w:val="16A34A"/>
                 <w:sz w:val="16"/>
               </w:rPr>
-              <w:t>s01q63, s00q04, s02q25, s01q00b, s02q17_2, s02q15_2</w:t>
+              <w:t>—</w:t>
             </w:r>
           </w:p>
         </w:tc>
@@ -2555,7 +4175,7 @@
                 <w:i w:val="0"/>
                 <w:sz w:val="17"/>
               </w:rPr>
-              <w:t>Dans les milieux urbains c'est peu probable de voir une école dont les élèves ou étudiants ne dépensent pas en frais d'uniformes, prière de verifier pour BABACAR BA qui fréquente 3ème année de Secondaire 1 (Moyen) Général et corriger ou confirmer avec le QG.</w:t>
+              <w:t>Attention ! La dépense du ménage de SOULEYMANE BA (10000 Fcfa) au cours de 3 derniers mois de Médicaments achetés en pharmacie sans ordonnance: alcool, pansements, paracétamol, médicaments les affections courantes (paludisme, toux, rhume, diarrhée/disenterie, vers intestinaux, etc.</w:t>
             </w:r>
           </w:p>
         </w:tc>
@@ -2588,7 +4208,7 @@
                 <w:i w:val="0"/>
                 <w:sz w:val="16"/>
               </w:rPr>
-              <w:t>S02</w:t>
+              <w:t>S09</w:t>
               <w:br/>
             </w:r>
             <w:r>
@@ -2598,7 +4218,7 @@
                 <w:color w:val="64748B"/>
                 <w:sz w:val="14"/>
               </w:rPr>
-              <w:t>Éducation</w:t>
+              <w:t>Dépenses non alimentaires</w:t>
             </w:r>
           </w:p>
         </w:tc>
@@ -2645,7 +4265,7 @@
                 <w:i w:val="0"/>
                 <w:sz w:val="17"/>
               </w:rPr>
-              <w:t>Attention ! Le frais de scolarité (10000 Fcfa) de BABACAR BA en 3ème année de Secondaire 1 (Moyen) Général est relativement élevé par rapport aux autres frais de scolarités observés dans cette zone.</w:t>
+              <w:t>) est relativement élevé.</w:t>
             </w:r>
           </w:p>
         </w:tc>
@@ -2678,7 +4298,7 @@
                 <w:i w:val="0"/>
                 <w:sz w:val="16"/>
               </w:rPr>
-              <w:t>S02</w:t>
+              <w:t>S09</w:t>
               <w:br/>
             </w:r>
             <w:r>
@@ -2688,7 +4308,7 @@
                 <w:color w:val="64748B"/>
                 <w:sz w:val="14"/>
               </w:rPr>
-              <w:t>Éducation</w:t>
+              <w:t>Dépenses non alimentaires</w:t>
             </w:r>
           </w:p>
         </w:tc>
@@ -2768,7 +4388,7 @@
                 <w:i w:val="0"/>
                 <w:sz w:val="16"/>
               </w:rPr>
-              <w:t>S02</w:t>
+              <w:t>S09</w:t>
               <w:br/>
             </w:r>
             <w:r>
@@ -2778,7 +4398,7 @@
                 <w:color w:val="64748B"/>
                 <w:sz w:val="14"/>
               </w:rPr>
-              <w:t>Éducation</w:t>
+              <w:t>Dépenses non alimentaires</w:t>
             </w:r>
           </w:p>
         </w:tc>
@@ -2825,7 +4445,7 @@
                 <w:i w:val="0"/>
                 <w:sz w:val="17"/>
               </w:rPr>
-              <w:t>Merci de bien vouloir changé 2.04 en OUI et renseigné toutes les autres informations qui concerne KHADY KA .</w:t>
+              <w:t>Attention ! La dépense du ménage de SOULEYMANE BA (18000 Fcfa) au cours de 3 derniers mois de Services de réparation et d'entretien (vidange, graissage, gonflage de pneu etc.</w:t>
             </w:r>
           </w:p>
         </w:tc>
@@ -2858,7 +4478,7 @@
                 <w:i w:val="0"/>
                 <w:sz w:val="16"/>
               </w:rPr>
-              <w:t>S02</w:t>
+              <w:t>S09</w:t>
               <w:br/>
             </w:r>
             <w:r>
@@ -2868,7 +4488,7 @@
                 <w:color w:val="64748B"/>
                 <w:sz w:val="14"/>
               </w:rPr>
-              <w:t>Éducation</w:t>
+              <w:t>Dépenses non alimentaires</w:t>
             </w:r>
           </w:p>
         </w:tc>
@@ -2915,7 +4535,7 @@
                 <w:i w:val="0"/>
                 <w:sz w:val="17"/>
               </w:rPr>
-              <w:t>Merci de bien vouloir changé 2.04 en OUI et renseigné toutes les autres informations qui concerne OULYMATA  SOW .</w:t>
+              <w:t>) de moyens de transport personnel (voitures, motos, bicyclette, etc.</w:t>
             </w:r>
           </w:p>
         </w:tc>
@@ -2948,7 +4568,7 @@
                 <w:i w:val="0"/>
                 <w:sz w:val="16"/>
               </w:rPr>
-              <w:t>S04</w:t>
+              <w:t>S09</w:t>
               <w:br/>
             </w:r>
             <w:r>
@@ -2958,7 +4578,7 @@
                 <w:color w:val="64748B"/>
                 <w:sz w:val="14"/>
               </w:rPr>
-              <w:t>Emploi</w:t>
+              <w:t>Dépenses non alimentaires</w:t>
             </w:r>
           </w:p>
         </w:tc>
@@ -2974,7 +4594,7 @@
                 <w:color w:val="16A34A"/>
                 <w:sz w:val="16"/>
               </w:rPr>
-              <w:t>s01q23, s01q00b, s01q23_autre</w:t>
+              <w:t>—</w:t>
             </w:r>
           </w:p>
         </w:tc>
@@ -3005,7 +4625,7 @@
                 <w:i w:val="0"/>
                 <w:sz w:val="17"/>
               </w:rPr>
-              <w:t>La  raison principale que ADAMA BA n'a pas cherché du travail au cours des 30 derniers jours est paturage et semble exister dans les modalités, prière de prendre attache avec le QG pour plus d'explication afin de la classer bien.</w:t>
+              <w:t>Attention ! La dépense du ménage de SOULEYMANE BA (10000 Fcfa) au cours de 6 derniers mois de Frais de confection et de réparation de vêtements enfants est relativement élevé.</w:t>
             </w:r>
           </w:p>
         </w:tc>
@@ -3038,7 +4658,7 @@
                 <w:i w:val="0"/>
                 <w:sz w:val="16"/>
               </w:rPr>
-              <w:t>S04</w:t>
+              <w:t>S09</w:t>
               <w:br/>
             </w:r>
             <w:r>
@@ -3048,7 +4668,7 @@
                 <w:color w:val="64748B"/>
                 <w:sz w:val="14"/>
               </w:rPr>
-              <w:t>Emploi</w:t>
+              <w:t>Dépenses non alimentaires</w:t>
             </w:r>
           </w:p>
         </w:tc>
@@ -3064,7 +4684,7 @@
                 <w:color w:val="16A34A"/>
                 <w:sz w:val="16"/>
               </w:rPr>
-              <w:t>s01q23, s01q00b, s01q23_autre</w:t>
+              <w:t>—</w:t>
             </w:r>
           </w:p>
         </w:tc>
@@ -3095,7 +4715,7 @@
                 <w:i w:val="0"/>
                 <w:sz w:val="17"/>
               </w:rPr>
-              <w:t>La  raison principale que OUSMANE BA n'a pas cherché du travail au cours des 30 derniers jours est paturage et semble exister dans les modalités, prière de prendre attache avec le QG pour plus d'explication afin de la classer bien.</w:t>
+              <w:t>Prière de corriger ou de confirmer avec le QG.</w:t>
             </w:r>
           </w:p>
         </w:tc>
@@ -3128,7 +4748,7 @@
                 <w:i w:val="0"/>
                 <w:sz w:val="16"/>
               </w:rPr>
-              <w:t>S04</w:t>
+              <w:t>S09</w:t>
               <w:br/>
             </w:r>
             <w:r>
@@ -3138,7 +4758,7 @@
                 <w:color w:val="64748B"/>
                 <w:sz w:val="14"/>
               </w:rPr>
-              <w:t>Emploi</w:t>
+              <w:t>Dépenses non alimentaires</w:t>
             </w:r>
           </w:p>
         </w:tc>
@@ -3154,7 +4774,7 @@
                 <w:color w:val="16A34A"/>
                 <w:sz w:val="16"/>
               </w:rPr>
-              <w:t>s01q63, s00q04, s02q25, s04q17, s04q21, s01q00b, s01q29_1</w:t>
+              <w:t>—</w:t>
             </w:r>
           </w:p>
         </w:tc>
@@ -3185,7 +4805,7 @@
                 <w:i w:val="0"/>
                 <w:sz w:val="17"/>
               </w:rPr>
-              <w:t>Il est probable que SOULEYMANE BA ait exercé un emploi au cours des 12 derniers mois car il evolue ou a evolué dans Agriculture, Elevage, Pêche.</w:t>
+              <w:t>Attention ! La dépense du ménage de SOULEYMANE BA (36000 Fcfa) au cours de 6 derniers mois de Lubrifiants (huile moteur; huile de frein; liquide batterie (acide); graisses; autres lubrifiants n.d.a.) est relativement élevé.</w:t>
             </w:r>
           </w:p>
         </w:tc>
@@ -3218,7 +4838,7 @@
                 <w:i w:val="0"/>
                 <w:sz w:val="16"/>
               </w:rPr>
-              <w:t>S04</w:t>
+              <w:t>S09</w:t>
               <w:br/>
             </w:r>
             <w:r>
@@ -3228,7 +4848,7 @@
                 <w:color w:val="64748B"/>
                 <w:sz w:val="14"/>
               </w:rPr>
-              <w:t>Emploi</w:t>
+              <w:t>Dépenses non alimentaires</w:t>
             </w:r>
           </w:p>
         </w:tc>
@@ -3275,7 +4895,7 @@
                 <w:i w:val="0"/>
                 <w:sz w:val="17"/>
               </w:rPr>
-              <w:t>Merci de vérifier les questions de 4.09 à 4.14 ou 4.17 ou 4.33.</w:t>
+              <w:t>Attention ! La dépense du ménage de SOULEYMANE BA (27500 Fcfa) au cours de 12 derniers mois de Boucle d'oreilles, colliers, bracelets, bijoux, autres articles de bijouterie et joaillerie n.d.a est relativement élevé.</w:t>
             </w:r>
           </w:p>
         </w:tc>
@@ -3308,7 +4928,7 @@
                 <w:i w:val="0"/>
                 <w:sz w:val="16"/>
               </w:rPr>
-              <w:t>S07</w:t>
+              <w:t>S09</w:t>
               <w:br/>
             </w:r>
             <w:r>
@@ -3318,7 +4938,7 @@
                 <w:color w:val="64748B"/>
                 <w:sz w:val="14"/>
               </w:rPr>
-              <w:t>Consommation alimentaire</w:t>
+              <w:t>Dépenses non alimentaires</w:t>
             </w:r>
           </w:p>
         </w:tc>
@@ -3334,7 +4954,7 @@
                 <w:color w:val="16A34A"/>
                 <w:sz w:val="16"/>
               </w:rPr>
-              <w:t>s00q08, s01q35, s01q36, s01q37, s02q01__3, s02q02__3, s03q21, s04q22</w:t>
+              <w:t>—</w:t>
             </w:r>
           </w:p>
         </w:tc>
@@ -3365,7 +4985,7 @@
                 <w:i w:val="0"/>
                 <w:sz w:val="17"/>
               </w:rPr>
-              <w:t>Attention ! Au moins une des informations prises au niveau des repas pris à l'extérieur pour l'ensemble du ménage (7a1) et celui pris par les membres individuellement sont identiques (7a2), prière de regarder toutes les informations prises au niveau de 7a1 si vous n'avez pas recondu une information d'un membre au niveau de 7a2.</w:t>
+              <w:t>Prière de corriger ou de confirmer avec le QG.</w:t>
             </w:r>
           </w:p>
         </w:tc>
@@ -3398,7 +5018,7 @@
                 <w:i w:val="0"/>
                 <w:sz w:val="16"/>
               </w:rPr>
-              <w:t>S07</w:t>
+              <w:t>S09</w:t>
               <w:br/>
             </w:r>
             <w:r>
@@ -3408,7 +5028,7 @@
                 <w:color w:val="64748B"/>
                 <w:sz w:val="14"/>
               </w:rPr>
-              <w:t>Consommation alimentaire</w:t>
+              <w:t>Dépenses non alimentaires</w:t>
             </w:r>
           </w:p>
         </w:tc>
@@ -3455,7 +5075,7 @@
                 <w:i w:val="0"/>
                 <w:sz w:val="17"/>
               </w:rPr>
-              <w:t>Attention ! Le prix unitaire d'achat (1000 Fcfa) de Huile de soja en Litre (taille unique) est relativement faible par rapport aux autres prix observés dans cette zone.</w:t>
+              <w:t>Attention ! La dépense du ménage de SOULEYMANE BA (297000 Fcfa) au cours de 12 derniers mois de Lit, matelas, armoire et autres meubles de chambre à coucher est relativement élevé.</w:t>
             </w:r>
           </w:p>
         </w:tc>
@@ -3488,7 +5108,7 @@
                 <w:i w:val="0"/>
                 <w:sz w:val="16"/>
               </w:rPr>
-              <w:t>S07</w:t>
+              <w:t>S09</w:t>
               <w:br/>
             </w:r>
             <w:r>
@@ -3498,7 +5118,7 @@
                 <w:color w:val="64748B"/>
                 <w:sz w:val="14"/>
               </w:rPr>
-              <w:t>Consommation alimentaire</w:t>
+              <w:t>Dépenses non alimentaires</w:t>
             </w:r>
           </w:p>
         </w:tc>
@@ -3545,7 +5165,7 @@
                 <w:i w:val="0"/>
                 <w:sz w:val="17"/>
               </w:rPr>
-              <w:t>Prière de corriger ou de confirmer avec le QG.</w:t>
+              <w:t>Attention ! La dépense du ménage de SOULEYMANE BA (31600 Fcfa) au cours de 12 derniers mois de Linge de maison et articles associés (serviettes de bain, drap, couverture, couvre-lit, oreillers, moustiquaire, nattes, tapis, rideaux, éventail, etc.</w:t>
             </w:r>
           </w:p>
         </w:tc>
@@ -3635,2077 +5255,7 @@
                 <w:i w:val="0"/>
                 <w:sz w:val="17"/>
               </w:rPr>
-              <w:t>Attention ! La dépense totale du ménage de SOULEYMANE BA (123800 Fcfa) de la fête de Gamou est relativement élevé.</w:t>
-            </w:r>
-          </w:p>
-        </w:tc>
-      </w:tr>
-      <w:tr>
-        <w:tc>
-          <w:tcPr>
-            <w:tcW w:type="dxa" w:w="964"/>
-          </w:tcPr>
-          <w:p>
-            <w:r>
-              <w:rPr>
-                <w:b/>
-                <w:i w:val="0"/>
-                <w:color w:val="EA580C"/>
-                <w:sz w:val="16"/>
-              </w:rPr>
-              <w:t>Moyenne</w:t>
-            </w:r>
-          </w:p>
-        </w:tc>
-        <w:tc>
-          <w:tcPr>
-            <w:tcW w:type="dxa" w:w="1247"/>
-          </w:tcPr>
-          <w:p>
-            <w:r>
-              <w:rPr>
-                <w:b/>
-                <w:i w:val="0"/>
-                <w:sz w:val="16"/>
-              </w:rPr>
-              <w:t>S09</w:t>
-              <w:br/>
-            </w:r>
-            <w:r>
-              <w:rPr>
-                <w:b w:val="0"/>
-                <w:i w:val="0"/>
-                <w:color w:val="64748B"/>
-                <w:sz w:val="14"/>
-              </w:rPr>
-              <w:t>Dépenses non alimentaires</w:t>
-            </w:r>
-          </w:p>
-        </w:tc>
-        <w:tc>
-          <w:tcPr>
-            <w:tcW w:type="dxa" w:w="1531"/>
-          </w:tcPr>
-          <w:p>
-            <w:r>
-              <w:rPr>
-                <w:b/>
-                <w:i w:val="0"/>
-                <w:color w:val="16A34A"/>
-                <w:sz w:val="16"/>
-              </w:rPr>
-              <w:t>—</w:t>
-            </w:r>
-          </w:p>
-        </w:tc>
-        <w:tc>
-          <w:tcPr>
-            <w:tcW w:type="dxa" w:w="1191"/>
-          </w:tcPr>
-          <w:p>
-            <w:r>
-              <w:rPr>
-                <w:b w:val="0"/>
-                <w:i w:val="0"/>
-                <w:color w:val="64748B"/>
-                <w:sz w:val="16"/>
-              </w:rPr>
-              <w:t>GT-CQ</w:t>
-            </w:r>
-          </w:p>
-        </w:tc>
-        <w:tc>
-          <w:tcPr>
-            <w:tcW w:type="dxa" w:w="4706"/>
-          </w:tcPr>
-          <w:p>
-            <w:r>
-              <w:rPr>
-                <w:b w:val="0"/>
-                <w:i w:val="0"/>
-                <w:sz w:val="17"/>
-              </w:rPr>
-              <w:t>Prière de corriger ou de confirmer avec le QG.</w:t>
-            </w:r>
-          </w:p>
-        </w:tc>
-      </w:tr>
-      <w:tr>
-        <w:tc>
-          <w:tcPr>
-            <w:tcW w:type="dxa" w:w="964"/>
-          </w:tcPr>
-          <w:p>
-            <w:r>
-              <w:rPr>
-                <w:b/>
-                <w:i w:val="0"/>
-                <w:color w:val="EA580C"/>
-                <w:sz w:val="16"/>
-              </w:rPr>
-              <w:t>Moyenne</w:t>
-            </w:r>
-          </w:p>
-        </w:tc>
-        <w:tc>
-          <w:tcPr>
-            <w:tcW w:type="dxa" w:w="1247"/>
-          </w:tcPr>
-          <w:p>
-            <w:r>
-              <w:rPr>
-                <w:b/>
-                <w:i w:val="0"/>
-                <w:sz w:val="16"/>
-              </w:rPr>
-              <w:t>S09</w:t>
-              <w:br/>
-            </w:r>
-            <w:r>
-              <w:rPr>
-                <w:b w:val="0"/>
-                <w:i w:val="0"/>
-                <w:color w:val="64748B"/>
-                <w:sz w:val="14"/>
-              </w:rPr>
-              <w:t>Dépenses non alimentaires</w:t>
-            </w:r>
-          </w:p>
-        </w:tc>
-        <w:tc>
-          <w:tcPr>
-            <w:tcW w:type="dxa" w:w="1531"/>
-          </w:tcPr>
-          <w:p>
-            <w:r>
-              <w:rPr>
-                <w:b/>
-                <w:i w:val="0"/>
-                <w:color w:val="16A34A"/>
-                <w:sz w:val="16"/>
-              </w:rPr>
-              <w:t>—</w:t>
-            </w:r>
-          </w:p>
-        </w:tc>
-        <w:tc>
-          <w:tcPr>
-            <w:tcW w:type="dxa" w:w="1191"/>
-          </w:tcPr>
-          <w:p>
-            <w:r>
-              <w:rPr>
-                <w:b w:val="0"/>
-                <w:i w:val="0"/>
-                <w:color w:val="64748B"/>
-                <w:sz w:val="16"/>
-              </w:rPr>
-              <w:t>GT-CQ</w:t>
-            </w:r>
-          </w:p>
-        </w:tc>
-        <w:tc>
-          <w:tcPr>
-            <w:tcW w:type="dxa" w:w="4706"/>
-          </w:tcPr>
-          <w:p>
-            <w:r>
-              <w:rPr>
-                <w:b w:val="0"/>
-                <w:i w:val="0"/>
-                <w:sz w:val="17"/>
-              </w:rPr>
-              <w:t>Attention ! La dépense du ménage de SOULEYMANE BA (18500 Fcfa) au cours de 7 derniers jours de Essence pour motocyclette est relativement élevé.</w:t>
-            </w:r>
-          </w:p>
-        </w:tc>
-      </w:tr>
-      <w:tr>
-        <w:tc>
-          <w:tcPr>
-            <w:tcW w:type="dxa" w:w="964"/>
-          </w:tcPr>
-          <w:p>
-            <w:r>
-              <w:rPr>
-                <w:b/>
-                <w:i w:val="0"/>
-                <w:color w:val="EA580C"/>
-                <w:sz w:val="16"/>
-              </w:rPr>
-              <w:t>Moyenne</w:t>
-            </w:r>
-          </w:p>
-        </w:tc>
-        <w:tc>
-          <w:tcPr>
-            <w:tcW w:type="dxa" w:w="1247"/>
-          </w:tcPr>
-          <w:p>
-            <w:r>
-              <w:rPr>
-                <w:b/>
-                <w:i w:val="0"/>
-                <w:sz w:val="16"/>
-              </w:rPr>
-              <w:t>S09</w:t>
-              <w:br/>
-            </w:r>
-            <w:r>
-              <w:rPr>
-                <w:b w:val="0"/>
-                <w:i w:val="0"/>
-                <w:color w:val="64748B"/>
-                <w:sz w:val="14"/>
-              </w:rPr>
-              <w:t>Dépenses non alimentaires</w:t>
-            </w:r>
-          </w:p>
-        </w:tc>
-        <w:tc>
-          <w:tcPr>
-            <w:tcW w:type="dxa" w:w="1531"/>
-          </w:tcPr>
-          <w:p>
-            <w:r>
-              <w:rPr>
-                <w:b/>
-                <w:i w:val="0"/>
-                <w:color w:val="16A34A"/>
-                <w:sz w:val="16"/>
-              </w:rPr>
-              <w:t>—</w:t>
-            </w:r>
-          </w:p>
-        </w:tc>
-        <w:tc>
-          <w:tcPr>
-            <w:tcW w:type="dxa" w:w="1191"/>
-          </w:tcPr>
-          <w:p>
-            <w:r>
-              <w:rPr>
-                <w:b w:val="0"/>
-                <w:i w:val="0"/>
-                <w:color w:val="64748B"/>
-                <w:sz w:val="16"/>
-              </w:rPr>
-              <w:t>GT-CQ</w:t>
-            </w:r>
-          </w:p>
-        </w:tc>
-        <w:tc>
-          <w:tcPr>
-            <w:tcW w:type="dxa" w:w="4706"/>
-          </w:tcPr>
-          <w:p>
-            <w:r>
-              <w:rPr>
-                <w:b w:val="0"/>
-                <w:i w:val="0"/>
-                <w:sz w:val="17"/>
-              </w:rPr>
-              <w:t>Prière de corriger ou de confirmer avec le QG.</w:t>
-            </w:r>
-          </w:p>
-        </w:tc>
-      </w:tr>
-      <w:tr>
-        <w:tc>
-          <w:tcPr>
-            <w:tcW w:type="dxa" w:w="964"/>
-          </w:tcPr>
-          <w:p>
-            <w:r>
-              <w:rPr>
-                <w:b/>
-                <w:i w:val="0"/>
-                <w:color w:val="EA580C"/>
-                <w:sz w:val="16"/>
-              </w:rPr>
-              <w:t>Moyenne</w:t>
-            </w:r>
-          </w:p>
-        </w:tc>
-        <w:tc>
-          <w:tcPr>
-            <w:tcW w:type="dxa" w:w="1247"/>
-          </w:tcPr>
-          <w:p>
-            <w:r>
-              <w:rPr>
-                <w:b/>
-                <w:i w:val="0"/>
-                <w:sz w:val="16"/>
-              </w:rPr>
-              <w:t>S09</w:t>
-              <w:br/>
-            </w:r>
-            <w:r>
-              <w:rPr>
-                <w:b w:val="0"/>
-                <w:i w:val="0"/>
-                <w:color w:val="64748B"/>
-                <w:sz w:val="14"/>
-              </w:rPr>
-              <w:t>Dépenses non alimentaires</w:t>
-            </w:r>
-          </w:p>
-        </w:tc>
-        <w:tc>
-          <w:tcPr>
-            <w:tcW w:type="dxa" w:w="1531"/>
-          </w:tcPr>
-          <w:p>
-            <w:r>
-              <w:rPr>
-                <w:b/>
-                <w:i w:val="0"/>
-                <w:color w:val="16A34A"/>
-                <w:sz w:val="16"/>
-              </w:rPr>
-              <w:t>s01q23, s01q00b, s01q23_autre</w:t>
-            </w:r>
-          </w:p>
-        </w:tc>
-        <w:tc>
-          <w:tcPr>
-            <w:tcW w:type="dxa" w:w="1191"/>
-          </w:tcPr>
-          <w:p>
-            <w:r>
-              <w:rPr>
-                <w:b w:val="0"/>
-                <w:i w:val="0"/>
-                <w:color w:val="64748B"/>
-                <w:sz w:val="16"/>
-              </w:rPr>
-              <w:t>GT-CQ</w:t>
-            </w:r>
-          </w:p>
-        </w:tc>
-        <w:tc>
-          <w:tcPr>
-            <w:tcW w:type="dxa" w:w="4706"/>
-          </w:tcPr>
-          <w:p>
-            <w:r>
-              <w:rPr>
-                <w:b w:val="0"/>
-                <w:i w:val="0"/>
-                <w:sz w:val="17"/>
-              </w:rPr>
-              <w:t>La dernière fois que vous avez acheté Bois de chauffe ramassé/coupé (estimer la valeur) est foret et semble exister dans les modalités, prière de prendre attache avec le QG pour plus d'explication afin de la classer bien.</w:t>
-            </w:r>
-          </w:p>
-        </w:tc>
-      </w:tr>
-      <w:tr>
-        <w:tc>
-          <w:tcPr>
-            <w:tcW w:type="dxa" w:w="964"/>
-          </w:tcPr>
-          <w:p>
-            <w:r>
-              <w:rPr>
-                <w:b/>
-                <w:i w:val="0"/>
-                <w:color w:val="EA580C"/>
-                <w:sz w:val="16"/>
-              </w:rPr>
-              <w:t>Moyenne</w:t>
-            </w:r>
-          </w:p>
-        </w:tc>
-        <w:tc>
-          <w:tcPr>
-            <w:tcW w:type="dxa" w:w="1247"/>
-          </w:tcPr>
-          <w:p>
-            <w:r>
-              <w:rPr>
-                <w:b/>
-                <w:i w:val="0"/>
-                <w:sz w:val="16"/>
-              </w:rPr>
-              <w:t>S09</w:t>
-              <w:br/>
-            </w:r>
-            <w:r>
-              <w:rPr>
-                <w:b w:val="0"/>
-                <w:i w:val="0"/>
-                <w:color w:val="64748B"/>
-                <w:sz w:val="14"/>
-              </w:rPr>
-              <w:t>Dépenses non alimentaires</w:t>
-            </w:r>
-          </w:p>
-        </w:tc>
-        <w:tc>
-          <w:tcPr>
-            <w:tcW w:type="dxa" w:w="1531"/>
-          </w:tcPr>
-          <w:p>
-            <w:r>
-              <w:rPr>
-                <w:b/>
-                <w:i w:val="0"/>
-                <w:color w:val="16A34A"/>
-                <w:sz w:val="16"/>
-              </w:rPr>
-              <w:t>—</w:t>
-            </w:r>
-          </w:p>
-        </w:tc>
-        <w:tc>
-          <w:tcPr>
-            <w:tcW w:type="dxa" w:w="1191"/>
-          </w:tcPr>
-          <w:p>
-            <w:r>
-              <w:rPr>
-                <w:b w:val="0"/>
-                <w:i w:val="0"/>
-                <w:color w:val="64748B"/>
-                <w:sz w:val="16"/>
-              </w:rPr>
-              <w:t>GT-CQ</w:t>
-            </w:r>
-          </w:p>
-        </w:tc>
-        <w:tc>
-          <w:tcPr>
-            <w:tcW w:type="dxa" w:w="4706"/>
-          </w:tcPr>
-          <w:p>
-            <w:r>
-              <w:rPr>
-                <w:b w:val="0"/>
-                <w:i w:val="0"/>
-                <w:sz w:val="17"/>
-              </w:rPr>
-              <w:t>Attention ! La dépense du ménage de SOULEYMANE BA (10000 Fcfa) au cours de 30 derniers jours de Frais de coiffure homme et femme (salon, tressage, mèches, coupe, etc.), manucure, pédicure est relativement élevé.</w:t>
-            </w:r>
-          </w:p>
-        </w:tc>
-      </w:tr>
-      <w:tr>
-        <w:tc>
-          <w:tcPr>
-            <w:tcW w:type="dxa" w:w="964"/>
-          </w:tcPr>
-          <w:p>
-            <w:r>
-              <w:rPr>
-                <w:b/>
-                <w:i w:val="0"/>
-                <w:color w:val="EA580C"/>
-                <w:sz w:val="16"/>
-              </w:rPr>
-              <w:t>Moyenne</w:t>
-            </w:r>
-          </w:p>
-        </w:tc>
-        <w:tc>
-          <w:tcPr>
-            <w:tcW w:type="dxa" w:w="1247"/>
-          </w:tcPr>
-          <w:p>
-            <w:r>
-              <w:rPr>
-                <w:b/>
-                <w:i w:val="0"/>
-                <w:sz w:val="16"/>
-              </w:rPr>
-              <w:t>S09</w:t>
-              <w:br/>
-            </w:r>
-            <w:r>
-              <w:rPr>
-                <w:b w:val="0"/>
-                <w:i w:val="0"/>
-                <w:color w:val="64748B"/>
-                <w:sz w:val="14"/>
-              </w:rPr>
-              <w:t>Dépenses non alimentaires</w:t>
-            </w:r>
-          </w:p>
-        </w:tc>
-        <w:tc>
-          <w:tcPr>
-            <w:tcW w:type="dxa" w:w="1531"/>
-          </w:tcPr>
-          <w:p>
-            <w:r>
-              <w:rPr>
-                <w:b/>
-                <w:i w:val="0"/>
-                <w:color w:val="16A34A"/>
-                <w:sz w:val="16"/>
-              </w:rPr>
-              <w:t>—</w:t>
-            </w:r>
-          </w:p>
-        </w:tc>
-        <w:tc>
-          <w:tcPr>
-            <w:tcW w:type="dxa" w:w="1191"/>
-          </w:tcPr>
-          <w:p>
-            <w:r>
-              <w:rPr>
-                <w:b w:val="0"/>
-                <w:i w:val="0"/>
-                <w:color w:val="64748B"/>
-                <w:sz w:val="16"/>
-              </w:rPr>
-              <w:t>GT-CQ</w:t>
-            </w:r>
-          </w:p>
-        </w:tc>
-        <w:tc>
-          <w:tcPr>
-            <w:tcW w:type="dxa" w:w="4706"/>
-          </w:tcPr>
-          <w:p>
-            <w:r>
-              <w:rPr>
-                <w:b w:val="0"/>
-                <w:i w:val="0"/>
-                <w:sz w:val="17"/>
-              </w:rPr>
-              <w:t>Prière de corriger ou de confirmer avec le QG.</w:t>
-            </w:r>
-          </w:p>
-        </w:tc>
-      </w:tr>
-      <w:tr>
-        <w:tc>
-          <w:tcPr>
-            <w:tcW w:type="dxa" w:w="964"/>
-          </w:tcPr>
-          <w:p>
-            <w:r>
-              <w:rPr>
-                <w:b/>
-                <w:i w:val="0"/>
-                <w:color w:val="EA580C"/>
-                <w:sz w:val="16"/>
-              </w:rPr>
-              <w:t>Moyenne</w:t>
-            </w:r>
-          </w:p>
-        </w:tc>
-        <w:tc>
-          <w:tcPr>
-            <w:tcW w:type="dxa" w:w="1247"/>
-          </w:tcPr>
-          <w:p>
-            <w:r>
-              <w:rPr>
-                <w:b/>
-                <w:i w:val="0"/>
-                <w:sz w:val="16"/>
-              </w:rPr>
-              <w:t>S09</w:t>
-              <w:br/>
-            </w:r>
-            <w:r>
-              <w:rPr>
-                <w:b w:val="0"/>
-                <w:i w:val="0"/>
-                <w:color w:val="64748B"/>
-                <w:sz w:val="14"/>
-              </w:rPr>
-              <w:t>Dépenses non alimentaires</w:t>
-            </w:r>
-          </w:p>
-        </w:tc>
-        <w:tc>
-          <w:tcPr>
-            <w:tcW w:type="dxa" w:w="1531"/>
-          </w:tcPr>
-          <w:p>
-            <w:r>
-              <w:rPr>
-                <w:b/>
-                <w:i w:val="0"/>
-                <w:color w:val="16A34A"/>
-                <w:sz w:val="16"/>
-              </w:rPr>
-              <w:t>—</w:t>
-            </w:r>
-          </w:p>
-        </w:tc>
-        <w:tc>
-          <w:tcPr>
-            <w:tcW w:type="dxa" w:w="1191"/>
-          </w:tcPr>
-          <w:p>
-            <w:r>
-              <w:rPr>
-                <w:b w:val="0"/>
-                <w:i w:val="0"/>
-                <w:color w:val="64748B"/>
-                <w:sz w:val="16"/>
-              </w:rPr>
-              <w:t>GT-CQ</w:t>
-            </w:r>
-          </w:p>
-        </w:tc>
-        <w:tc>
-          <w:tcPr>
-            <w:tcW w:type="dxa" w:w="4706"/>
-          </w:tcPr>
-          <w:p>
-            <w:r>
-              <w:rPr>
-                <w:b w:val="0"/>
-                <w:i w:val="0"/>
-                <w:sz w:val="17"/>
-              </w:rPr>
-              <w:t>Attention ! La dépense du ménage de SOULEYMANE BA (10000 Fcfa) au cours de 30 derniers jours de Serviettes hygiéniques, couches jetables pour bébé, etc est relativement élevé.</w:t>
-            </w:r>
-          </w:p>
-        </w:tc>
-      </w:tr>
-      <w:tr>
-        <w:tc>
-          <w:tcPr>
-            <w:tcW w:type="dxa" w:w="964"/>
-          </w:tcPr>
-          <w:p>
-            <w:r>
-              <w:rPr>
-                <w:b/>
-                <w:i w:val="0"/>
-                <w:color w:val="EA580C"/>
-                <w:sz w:val="16"/>
-              </w:rPr>
-              <w:t>Moyenne</w:t>
-            </w:r>
-          </w:p>
-        </w:tc>
-        <w:tc>
-          <w:tcPr>
-            <w:tcW w:type="dxa" w:w="1247"/>
-          </w:tcPr>
-          <w:p>
-            <w:r>
-              <w:rPr>
-                <w:b/>
-                <w:i w:val="0"/>
-                <w:sz w:val="16"/>
-              </w:rPr>
-              <w:t>S09</w:t>
-              <w:br/>
-            </w:r>
-            <w:r>
-              <w:rPr>
-                <w:b w:val="0"/>
-                <w:i w:val="0"/>
-                <w:color w:val="64748B"/>
-                <w:sz w:val="14"/>
-              </w:rPr>
-              <w:t>Dépenses non alimentaires</w:t>
-            </w:r>
-          </w:p>
-        </w:tc>
-        <w:tc>
-          <w:tcPr>
-            <w:tcW w:type="dxa" w:w="1531"/>
-          </w:tcPr>
-          <w:p>
-            <w:r>
-              <w:rPr>
-                <w:b/>
-                <w:i w:val="0"/>
-                <w:color w:val="16A34A"/>
-                <w:sz w:val="16"/>
-              </w:rPr>
-              <w:t>—</w:t>
-            </w:r>
-          </w:p>
-        </w:tc>
-        <w:tc>
-          <w:tcPr>
-            <w:tcW w:type="dxa" w:w="1191"/>
-          </w:tcPr>
-          <w:p>
-            <w:r>
-              <w:rPr>
-                <w:b w:val="0"/>
-                <w:i w:val="0"/>
-                <w:color w:val="64748B"/>
-                <w:sz w:val="16"/>
-              </w:rPr>
-              <w:t>GT-CQ</w:t>
-            </w:r>
-          </w:p>
-        </w:tc>
-        <w:tc>
-          <w:tcPr>
-            <w:tcW w:type="dxa" w:w="4706"/>
-          </w:tcPr>
-          <w:p>
-            <w:r>
-              <w:rPr>
-                <w:b w:val="0"/>
-                <w:i w:val="0"/>
-                <w:sz w:val="17"/>
-              </w:rPr>
-              <w:t>Attention ! La dépense du ménage de SOULEYMANE BA (6000 Fcfa) au cours de 30 derniers jours de Frais de mouture des céréales est relativement élevé.</w:t>
-            </w:r>
-          </w:p>
-        </w:tc>
-      </w:tr>
-      <w:tr>
-        <w:tc>
-          <w:tcPr>
-            <w:tcW w:type="dxa" w:w="964"/>
-          </w:tcPr>
-          <w:p>
-            <w:r>
-              <w:rPr>
-                <w:b/>
-                <w:i w:val="0"/>
-                <w:color w:val="EA580C"/>
-                <w:sz w:val="16"/>
-              </w:rPr>
-              <w:t>Moyenne</w:t>
-            </w:r>
-          </w:p>
-        </w:tc>
-        <w:tc>
-          <w:tcPr>
-            <w:tcW w:type="dxa" w:w="1247"/>
-          </w:tcPr>
-          <w:p>
-            <w:r>
-              <w:rPr>
-                <w:b/>
-                <w:i w:val="0"/>
-                <w:sz w:val="16"/>
-              </w:rPr>
-              <w:t>S09</w:t>
-              <w:br/>
-            </w:r>
-            <w:r>
-              <w:rPr>
-                <w:b w:val="0"/>
-                <w:i w:val="0"/>
-                <w:color w:val="64748B"/>
-                <w:sz w:val="14"/>
-              </w:rPr>
-              <w:t>Dépenses non alimentaires</w:t>
-            </w:r>
-          </w:p>
-        </w:tc>
-        <w:tc>
-          <w:tcPr>
-            <w:tcW w:type="dxa" w:w="1531"/>
-          </w:tcPr>
-          <w:p>
-            <w:r>
-              <w:rPr>
-                <w:b/>
-                <w:i w:val="0"/>
-                <w:color w:val="16A34A"/>
-                <w:sz w:val="16"/>
-              </w:rPr>
-              <w:t>—</w:t>
-            </w:r>
-          </w:p>
-        </w:tc>
-        <w:tc>
-          <w:tcPr>
-            <w:tcW w:type="dxa" w:w="1191"/>
-          </w:tcPr>
-          <w:p>
-            <w:r>
-              <w:rPr>
-                <w:b w:val="0"/>
-                <w:i w:val="0"/>
-                <w:color w:val="64748B"/>
-                <w:sz w:val="16"/>
-              </w:rPr>
-              <w:t>GT-CQ</w:t>
-            </w:r>
-          </w:p>
-        </w:tc>
-        <w:tc>
-          <w:tcPr>
-            <w:tcW w:type="dxa" w:w="4706"/>
-          </w:tcPr>
-          <w:p>
-            <w:r>
-              <w:rPr>
-                <w:b w:val="0"/>
-                <w:i w:val="0"/>
-                <w:sz w:val="17"/>
-              </w:rPr>
-              <w:t>Attention ! La dépense du ménage de SOULEYMANE BA (9500 Fcfa) au cours de 30 derniers jours de Savon de toilette, shampoing est relativement élevé.</w:t>
-            </w:r>
-          </w:p>
-        </w:tc>
-      </w:tr>
-      <w:tr>
-        <w:tc>
-          <w:tcPr>
-            <w:tcW w:type="dxa" w:w="964"/>
-          </w:tcPr>
-          <w:p>
-            <w:r>
-              <w:rPr>
-                <w:b/>
-                <w:i w:val="0"/>
-                <w:color w:val="EA580C"/>
-                <w:sz w:val="16"/>
-              </w:rPr>
-              <w:t>Moyenne</w:t>
-            </w:r>
-          </w:p>
-        </w:tc>
-        <w:tc>
-          <w:tcPr>
-            <w:tcW w:type="dxa" w:w="1247"/>
-          </w:tcPr>
-          <w:p>
-            <w:r>
-              <w:rPr>
-                <w:b/>
-                <w:i w:val="0"/>
-                <w:sz w:val="16"/>
-              </w:rPr>
-              <w:t>S09</w:t>
-              <w:br/>
-            </w:r>
-            <w:r>
-              <w:rPr>
-                <w:b w:val="0"/>
-                <w:i w:val="0"/>
-                <w:color w:val="64748B"/>
-                <w:sz w:val="14"/>
-              </w:rPr>
-              <w:t>Dépenses non alimentaires</w:t>
-            </w:r>
-          </w:p>
-        </w:tc>
-        <w:tc>
-          <w:tcPr>
-            <w:tcW w:type="dxa" w:w="1531"/>
-          </w:tcPr>
-          <w:p>
-            <w:r>
-              <w:rPr>
-                <w:b/>
-                <w:i w:val="0"/>
-                <w:color w:val="16A34A"/>
-                <w:sz w:val="16"/>
-              </w:rPr>
-              <w:t>—</w:t>
-            </w:r>
-          </w:p>
-        </w:tc>
-        <w:tc>
-          <w:tcPr>
-            <w:tcW w:type="dxa" w:w="1191"/>
-          </w:tcPr>
-          <w:p>
-            <w:r>
-              <w:rPr>
-                <w:b w:val="0"/>
-                <w:i w:val="0"/>
-                <w:color w:val="64748B"/>
-                <w:sz w:val="16"/>
-              </w:rPr>
-              <w:t>GT-CQ</w:t>
-            </w:r>
-          </w:p>
-        </w:tc>
-        <w:tc>
-          <w:tcPr>
-            <w:tcW w:type="dxa" w:w="4706"/>
-          </w:tcPr>
-          <w:p>
-            <w:r>
-              <w:rPr>
-                <w:b w:val="0"/>
-                <w:i w:val="0"/>
-                <w:sz w:val="17"/>
-              </w:rPr>
-              <w:t>Attention ! La dépense du ménage de SOULEYMANE BA (10000 Fcfa) au cours de 3 derniers mois de Médicaments achetés en pharmacie sans ordonnance: alcool, pansements, paracétamol, médicaments les affections courantes (paludisme, toux, rhume, diarrhée/disenterie, vers intestinaux, etc.</w:t>
-            </w:r>
-          </w:p>
-        </w:tc>
-      </w:tr>
-      <w:tr>
-        <w:tc>
-          <w:tcPr>
-            <w:tcW w:type="dxa" w:w="964"/>
-          </w:tcPr>
-          <w:p>
-            <w:r>
-              <w:rPr>
-                <w:b/>
-                <w:i w:val="0"/>
-                <w:color w:val="EA580C"/>
-                <w:sz w:val="16"/>
-              </w:rPr>
-              <w:t>Moyenne</w:t>
-            </w:r>
-          </w:p>
-        </w:tc>
-        <w:tc>
-          <w:tcPr>
-            <w:tcW w:type="dxa" w:w="1247"/>
-          </w:tcPr>
-          <w:p>
-            <w:r>
-              <w:rPr>
-                <w:b/>
-                <w:i w:val="0"/>
-                <w:sz w:val="16"/>
-              </w:rPr>
-              <w:t>S09</w:t>
-              <w:br/>
-            </w:r>
-            <w:r>
-              <w:rPr>
-                <w:b w:val="0"/>
-                <w:i w:val="0"/>
-                <w:color w:val="64748B"/>
-                <w:sz w:val="14"/>
-              </w:rPr>
-              <w:t>Dépenses non alimentaires</w:t>
-            </w:r>
-          </w:p>
-        </w:tc>
-        <w:tc>
-          <w:tcPr>
-            <w:tcW w:type="dxa" w:w="1531"/>
-          </w:tcPr>
-          <w:p>
-            <w:r>
-              <w:rPr>
-                <w:b/>
-                <w:i w:val="0"/>
-                <w:color w:val="16A34A"/>
-                <w:sz w:val="16"/>
-              </w:rPr>
-              <w:t>—</w:t>
-            </w:r>
-          </w:p>
-        </w:tc>
-        <w:tc>
-          <w:tcPr>
-            <w:tcW w:type="dxa" w:w="1191"/>
-          </w:tcPr>
-          <w:p>
-            <w:r>
-              <w:rPr>
-                <w:b w:val="0"/>
-                <w:i w:val="0"/>
-                <w:color w:val="64748B"/>
-                <w:sz w:val="16"/>
-              </w:rPr>
-              <w:t>GT-CQ</w:t>
-            </w:r>
-          </w:p>
-        </w:tc>
-        <w:tc>
-          <w:tcPr>
-            <w:tcW w:type="dxa" w:w="4706"/>
-          </w:tcPr>
-          <w:p>
-            <w:r>
-              <w:rPr>
-                <w:b w:val="0"/>
-                <w:i w:val="0"/>
-                <w:sz w:val="17"/>
-              </w:rPr>
               <w:t>) est relativement élevé.</w:t>
-            </w:r>
-          </w:p>
-        </w:tc>
-      </w:tr>
-      <w:tr>
-        <w:tc>
-          <w:tcPr>
-            <w:tcW w:type="dxa" w:w="964"/>
-          </w:tcPr>
-          <w:p>
-            <w:r>
-              <w:rPr>
-                <w:b/>
-                <w:i w:val="0"/>
-                <w:color w:val="EA580C"/>
-                <w:sz w:val="16"/>
-              </w:rPr>
-              <w:t>Moyenne</w:t>
-            </w:r>
-          </w:p>
-        </w:tc>
-        <w:tc>
-          <w:tcPr>
-            <w:tcW w:type="dxa" w:w="1247"/>
-          </w:tcPr>
-          <w:p>
-            <w:r>
-              <w:rPr>
-                <w:b/>
-                <w:i w:val="0"/>
-                <w:sz w:val="16"/>
-              </w:rPr>
-              <w:t>S09</w:t>
-              <w:br/>
-            </w:r>
-            <w:r>
-              <w:rPr>
-                <w:b w:val="0"/>
-                <w:i w:val="0"/>
-                <w:color w:val="64748B"/>
-                <w:sz w:val="14"/>
-              </w:rPr>
-              <w:t>Dépenses non alimentaires</w:t>
-            </w:r>
-          </w:p>
-        </w:tc>
-        <w:tc>
-          <w:tcPr>
-            <w:tcW w:type="dxa" w:w="1531"/>
-          </w:tcPr>
-          <w:p>
-            <w:r>
-              <w:rPr>
-                <w:b/>
-                <w:i w:val="0"/>
-                <w:color w:val="16A34A"/>
-                <w:sz w:val="16"/>
-              </w:rPr>
-              <w:t>—</w:t>
-            </w:r>
-          </w:p>
-        </w:tc>
-        <w:tc>
-          <w:tcPr>
-            <w:tcW w:type="dxa" w:w="1191"/>
-          </w:tcPr>
-          <w:p>
-            <w:r>
-              <w:rPr>
-                <w:b w:val="0"/>
-                <w:i w:val="0"/>
-                <w:color w:val="64748B"/>
-                <w:sz w:val="16"/>
-              </w:rPr>
-              <w:t>GT-CQ</w:t>
-            </w:r>
-          </w:p>
-        </w:tc>
-        <w:tc>
-          <w:tcPr>
-            <w:tcW w:type="dxa" w:w="4706"/>
-          </w:tcPr>
-          <w:p>
-            <w:r>
-              <w:rPr>
-                <w:b w:val="0"/>
-                <w:i w:val="0"/>
-                <w:sz w:val="17"/>
-              </w:rPr>
-              <w:t>Prière de corriger ou de confirmer avec le QG.</w:t>
-            </w:r>
-          </w:p>
-        </w:tc>
-      </w:tr>
-      <w:tr>
-        <w:tc>
-          <w:tcPr>
-            <w:tcW w:type="dxa" w:w="964"/>
-          </w:tcPr>
-          <w:p>
-            <w:r>
-              <w:rPr>
-                <w:b/>
-                <w:i w:val="0"/>
-                <w:color w:val="EA580C"/>
-                <w:sz w:val="16"/>
-              </w:rPr>
-              <w:t>Moyenne</w:t>
-            </w:r>
-          </w:p>
-        </w:tc>
-        <w:tc>
-          <w:tcPr>
-            <w:tcW w:type="dxa" w:w="1247"/>
-          </w:tcPr>
-          <w:p>
-            <w:r>
-              <w:rPr>
-                <w:b/>
-                <w:i w:val="0"/>
-                <w:sz w:val="16"/>
-              </w:rPr>
-              <w:t>S09</w:t>
-              <w:br/>
-            </w:r>
-            <w:r>
-              <w:rPr>
-                <w:b w:val="0"/>
-                <w:i w:val="0"/>
-                <w:color w:val="64748B"/>
-                <w:sz w:val="14"/>
-              </w:rPr>
-              <w:t>Dépenses non alimentaires</w:t>
-            </w:r>
-          </w:p>
-        </w:tc>
-        <w:tc>
-          <w:tcPr>
-            <w:tcW w:type="dxa" w:w="1531"/>
-          </w:tcPr>
-          <w:p>
-            <w:r>
-              <w:rPr>
-                <w:b/>
-                <w:i w:val="0"/>
-                <w:color w:val="16A34A"/>
-                <w:sz w:val="16"/>
-              </w:rPr>
-              <w:t>—</w:t>
-            </w:r>
-          </w:p>
-        </w:tc>
-        <w:tc>
-          <w:tcPr>
-            <w:tcW w:type="dxa" w:w="1191"/>
-          </w:tcPr>
-          <w:p>
-            <w:r>
-              <w:rPr>
-                <w:b w:val="0"/>
-                <w:i w:val="0"/>
-                <w:color w:val="64748B"/>
-                <w:sz w:val="16"/>
-              </w:rPr>
-              <w:t>GT-CQ</w:t>
-            </w:r>
-          </w:p>
-        </w:tc>
-        <w:tc>
-          <w:tcPr>
-            <w:tcW w:type="dxa" w:w="4706"/>
-          </w:tcPr>
-          <w:p>
-            <w:r>
-              <w:rPr>
-                <w:b w:val="0"/>
-                <w:i w:val="0"/>
-                <w:sz w:val="17"/>
-              </w:rPr>
-              <w:t>Attention ! La dépense du ménage de SOULEYMANE BA (18000 Fcfa) au cours de 3 derniers mois de Services de réparation et d'entretien (vidange, graissage, gonflage de pneu etc.</w:t>
-            </w:r>
-          </w:p>
-        </w:tc>
-      </w:tr>
-      <w:tr>
-        <w:tc>
-          <w:tcPr>
-            <w:tcW w:type="dxa" w:w="964"/>
-          </w:tcPr>
-          <w:p>
-            <w:r>
-              <w:rPr>
-                <w:b/>
-                <w:i w:val="0"/>
-                <w:color w:val="EA580C"/>
-                <w:sz w:val="16"/>
-              </w:rPr>
-              <w:t>Moyenne</w:t>
-            </w:r>
-          </w:p>
-        </w:tc>
-        <w:tc>
-          <w:tcPr>
-            <w:tcW w:type="dxa" w:w="1247"/>
-          </w:tcPr>
-          <w:p>
-            <w:r>
-              <w:rPr>
-                <w:b/>
-                <w:i w:val="0"/>
-                <w:sz w:val="16"/>
-              </w:rPr>
-              <w:t>S09</w:t>
-              <w:br/>
-            </w:r>
-            <w:r>
-              <w:rPr>
-                <w:b w:val="0"/>
-                <w:i w:val="0"/>
-                <w:color w:val="64748B"/>
-                <w:sz w:val="14"/>
-              </w:rPr>
-              <w:t>Dépenses non alimentaires</w:t>
-            </w:r>
-          </w:p>
-        </w:tc>
-        <w:tc>
-          <w:tcPr>
-            <w:tcW w:type="dxa" w:w="1531"/>
-          </w:tcPr>
-          <w:p>
-            <w:r>
-              <w:rPr>
-                <w:b/>
-                <w:i w:val="0"/>
-                <w:color w:val="16A34A"/>
-                <w:sz w:val="16"/>
-              </w:rPr>
-              <w:t>—</w:t>
-            </w:r>
-          </w:p>
-        </w:tc>
-        <w:tc>
-          <w:tcPr>
-            <w:tcW w:type="dxa" w:w="1191"/>
-          </w:tcPr>
-          <w:p>
-            <w:r>
-              <w:rPr>
-                <w:b w:val="0"/>
-                <w:i w:val="0"/>
-                <w:color w:val="64748B"/>
-                <w:sz w:val="16"/>
-              </w:rPr>
-              <w:t>GT-CQ</w:t>
-            </w:r>
-          </w:p>
-        </w:tc>
-        <w:tc>
-          <w:tcPr>
-            <w:tcW w:type="dxa" w:w="4706"/>
-          </w:tcPr>
-          <w:p>
-            <w:r>
-              <w:rPr>
-                <w:b w:val="0"/>
-                <w:i w:val="0"/>
-                <w:sz w:val="17"/>
-              </w:rPr>
-              <w:t>) de moyens de transport personnel (voitures, motos, bicyclette, etc.</w:t>
-            </w:r>
-          </w:p>
-        </w:tc>
-      </w:tr>
-      <w:tr>
-        <w:tc>
-          <w:tcPr>
-            <w:tcW w:type="dxa" w:w="964"/>
-          </w:tcPr>
-          <w:p>
-            <w:r>
-              <w:rPr>
-                <w:b/>
-                <w:i w:val="0"/>
-                <w:color w:val="EA580C"/>
-                <w:sz w:val="16"/>
-              </w:rPr>
-              <w:t>Moyenne</w:t>
-            </w:r>
-          </w:p>
-        </w:tc>
-        <w:tc>
-          <w:tcPr>
-            <w:tcW w:type="dxa" w:w="1247"/>
-          </w:tcPr>
-          <w:p>
-            <w:r>
-              <w:rPr>
-                <w:b/>
-                <w:i w:val="0"/>
-                <w:sz w:val="16"/>
-              </w:rPr>
-              <w:t>S09</w:t>
-              <w:br/>
-            </w:r>
-            <w:r>
-              <w:rPr>
-                <w:b w:val="0"/>
-                <w:i w:val="0"/>
-                <w:color w:val="64748B"/>
-                <w:sz w:val="14"/>
-              </w:rPr>
-              <w:t>Dépenses non alimentaires</w:t>
-            </w:r>
-          </w:p>
-        </w:tc>
-        <w:tc>
-          <w:tcPr>
-            <w:tcW w:type="dxa" w:w="1531"/>
-          </w:tcPr>
-          <w:p>
-            <w:r>
-              <w:rPr>
-                <w:b/>
-                <w:i w:val="0"/>
-                <w:color w:val="16A34A"/>
-                <w:sz w:val="16"/>
-              </w:rPr>
-              <w:t>—</w:t>
-            </w:r>
-          </w:p>
-        </w:tc>
-        <w:tc>
-          <w:tcPr>
-            <w:tcW w:type="dxa" w:w="1191"/>
-          </w:tcPr>
-          <w:p>
-            <w:r>
-              <w:rPr>
-                <w:b w:val="0"/>
-                <w:i w:val="0"/>
-                <w:color w:val="64748B"/>
-                <w:sz w:val="16"/>
-              </w:rPr>
-              <w:t>GT-CQ</w:t>
-            </w:r>
-          </w:p>
-        </w:tc>
-        <w:tc>
-          <w:tcPr>
-            <w:tcW w:type="dxa" w:w="4706"/>
-          </w:tcPr>
-          <w:p>
-            <w:r>
-              <w:rPr>
-                <w:b w:val="0"/>
-                <w:i w:val="0"/>
-                <w:sz w:val="17"/>
-              </w:rPr>
-              <w:t>Attention ! La dépense du ménage de SOULEYMANE BA (10000 Fcfa) au cours de 6 derniers mois de Frais de confection et de réparation de vêtements enfants est relativement élevé.</w:t>
-            </w:r>
-          </w:p>
-        </w:tc>
-      </w:tr>
-      <w:tr>
-        <w:tc>
-          <w:tcPr>
-            <w:tcW w:type="dxa" w:w="964"/>
-          </w:tcPr>
-          <w:p>
-            <w:r>
-              <w:rPr>
-                <w:b/>
-                <w:i w:val="0"/>
-                <w:color w:val="EA580C"/>
-                <w:sz w:val="16"/>
-              </w:rPr>
-              <w:t>Moyenne</w:t>
-            </w:r>
-          </w:p>
-        </w:tc>
-        <w:tc>
-          <w:tcPr>
-            <w:tcW w:type="dxa" w:w="1247"/>
-          </w:tcPr>
-          <w:p>
-            <w:r>
-              <w:rPr>
-                <w:b/>
-                <w:i w:val="0"/>
-                <w:sz w:val="16"/>
-              </w:rPr>
-              <w:t>S09</w:t>
-              <w:br/>
-            </w:r>
-            <w:r>
-              <w:rPr>
-                <w:b w:val="0"/>
-                <w:i w:val="0"/>
-                <w:color w:val="64748B"/>
-                <w:sz w:val="14"/>
-              </w:rPr>
-              <w:t>Dépenses non alimentaires</w:t>
-            </w:r>
-          </w:p>
-        </w:tc>
-        <w:tc>
-          <w:tcPr>
-            <w:tcW w:type="dxa" w:w="1531"/>
-          </w:tcPr>
-          <w:p>
-            <w:r>
-              <w:rPr>
-                <w:b/>
-                <w:i w:val="0"/>
-                <w:color w:val="16A34A"/>
-                <w:sz w:val="16"/>
-              </w:rPr>
-              <w:t>—</w:t>
-            </w:r>
-          </w:p>
-        </w:tc>
-        <w:tc>
-          <w:tcPr>
-            <w:tcW w:type="dxa" w:w="1191"/>
-          </w:tcPr>
-          <w:p>
-            <w:r>
-              <w:rPr>
-                <w:b w:val="0"/>
-                <w:i w:val="0"/>
-                <w:color w:val="64748B"/>
-                <w:sz w:val="16"/>
-              </w:rPr>
-              <w:t>GT-CQ</w:t>
-            </w:r>
-          </w:p>
-        </w:tc>
-        <w:tc>
-          <w:tcPr>
-            <w:tcW w:type="dxa" w:w="4706"/>
-          </w:tcPr>
-          <w:p>
-            <w:r>
-              <w:rPr>
-                <w:b w:val="0"/>
-                <w:i w:val="0"/>
-                <w:sz w:val="17"/>
-              </w:rPr>
-              <w:t>Prière de corriger ou de confirmer avec le QG.</w:t>
-            </w:r>
-          </w:p>
-        </w:tc>
-      </w:tr>
-      <w:tr>
-        <w:tc>
-          <w:tcPr>
-            <w:tcW w:type="dxa" w:w="964"/>
-          </w:tcPr>
-          <w:p>
-            <w:r>
-              <w:rPr>
-                <w:b/>
-                <w:i w:val="0"/>
-                <w:color w:val="EA580C"/>
-                <w:sz w:val="16"/>
-              </w:rPr>
-              <w:t>Moyenne</w:t>
-            </w:r>
-          </w:p>
-        </w:tc>
-        <w:tc>
-          <w:tcPr>
-            <w:tcW w:type="dxa" w:w="1247"/>
-          </w:tcPr>
-          <w:p>
-            <w:r>
-              <w:rPr>
-                <w:b/>
-                <w:i w:val="0"/>
-                <w:sz w:val="16"/>
-              </w:rPr>
-              <w:t>S09</w:t>
-              <w:br/>
-            </w:r>
-            <w:r>
-              <w:rPr>
-                <w:b w:val="0"/>
-                <w:i w:val="0"/>
-                <w:color w:val="64748B"/>
-                <w:sz w:val="14"/>
-              </w:rPr>
-              <w:t>Dépenses non alimentaires</w:t>
-            </w:r>
-          </w:p>
-        </w:tc>
-        <w:tc>
-          <w:tcPr>
-            <w:tcW w:type="dxa" w:w="1531"/>
-          </w:tcPr>
-          <w:p>
-            <w:r>
-              <w:rPr>
-                <w:b/>
-                <w:i w:val="0"/>
-                <w:color w:val="16A34A"/>
-                <w:sz w:val="16"/>
-              </w:rPr>
-              <w:t>—</w:t>
-            </w:r>
-          </w:p>
-        </w:tc>
-        <w:tc>
-          <w:tcPr>
-            <w:tcW w:type="dxa" w:w="1191"/>
-          </w:tcPr>
-          <w:p>
-            <w:r>
-              <w:rPr>
-                <w:b w:val="0"/>
-                <w:i w:val="0"/>
-                <w:color w:val="64748B"/>
-                <w:sz w:val="16"/>
-              </w:rPr>
-              <w:t>GT-CQ</w:t>
-            </w:r>
-          </w:p>
-        </w:tc>
-        <w:tc>
-          <w:tcPr>
-            <w:tcW w:type="dxa" w:w="4706"/>
-          </w:tcPr>
-          <w:p>
-            <w:r>
-              <w:rPr>
-                <w:b w:val="0"/>
-                <w:i w:val="0"/>
-                <w:sz w:val="17"/>
-              </w:rPr>
-              <w:t>Attention ! La dépense du ménage de SOULEYMANE BA (36000 Fcfa) au cours de 6 derniers mois de Lubrifiants (huile moteur; huile de frein; liquide batterie (acide); graisses; autres lubrifiants n.d.a.) est relativement élevé.</w:t>
-            </w:r>
-          </w:p>
-        </w:tc>
-      </w:tr>
-      <w:tr>
-        <w:tc>
-          <w:tcPr>
-            <w:tcW w:type="dxa" w:w="964"/>
-          </w:tcPr>
-          <w:p>
-            <w:r>
-              <w:rPr>
-                <w:b/>
-                <w:i w:val="0"/>
-                <w:color w:val="EA580C"/>
-                <w:sz w:val="16"/>
-              </w:rPr>
-              <w:t>Moyenne</w:t>
-            </w:r>
-          </w:p>
-        </w:tc>
-        <w:tc>
-          <w:tcPr>
-            <w:tcW w:type="dxa" w:w="1247"/>
-          </w:tcPr>
-          <w:p>
-            <w:r>
-              <w:rPr>
-                <w:b/>
-                <w:i w:val="0"/>
-                <w:sz w:val="16"/>
-              </w:rPr>
-              <w:t>S09</w:t>
-              <w:br/>
-            </w:r>
-            <w:r>
-              <w:rPr>
-                <w:b w:val="0"/>
-                <w:i w:val="0"/>
-                <w:color w:val="64748B"/>
-                <w:sz w:val="14"/>
-              </w:rPr>
-              <w:t>Dépenses non alimentaires</w:t>
-            </w:r>
-          </w:p>
-        </w:tc>
-        <w:tc>
-          <w:tcPr>
-            <w:tcW w:type="dxa" w:w="1531"/>
-          </w:tcPr>
-          <w:p>
-            <w:r>
-              <w:rPr>
-                <w:b/>
-                <w:i w:val="0"/>
-                <w:color w:val="16A34A"/>
-                <w:sz w:val="16"/>
-              </w:rPr>
-              <w:t>—</w:t>
-            </w:r>
-          </w:p>
-        </w:tc>
-        <w:tc>
-          <w:tcPr>
-            <w:tcW w:type="dxa" w:w="1191"/>
-          </w:tcPr>
-          <w:p>
-            <w:r>
-              <w:rPr>
-                <w:b w:val="0"/>
-                <w:i w:val="0"/>
-                <w:color w:val="64748B"/>
-                <w:sz w:val="16"/>
-              </w:rPr>
-              <w:t>GT-CQ</w:t>
-            </w:r>
-          </w:p>
-        </w:tc>
-        <w:tc>
-          <w:tcPr>
-            <w:tcW w:type="dxa" w:w="4706"/>
-          </w:tcPr>
-          <w:p>
-            <w:r>
-              <w:rPr>
-                <w:b w:val="0"/>
-                <w:i w:val="0"/>
-                <w:sz w:val="17"/>
-              </w:rPr>
-              <w:t>Attention ! La dépense du ménage de SOULEYMANE BA (27500 Fcfa) au cours de 12 derniers mois de Boucle d'oreilles, colliers, bracelets, bijoux, autres articles de bijouterie et joaillerie n.d.a est relativement élevé.</w:t>
-            </w:r>
-          </w:p>
-        </w:tc>
-      </w:tr>
-      <w:tr>
-        <w:tc>
-          <w:tcPr>
-            <w:tcW w:type="dxa" w:w="964"/>
-          </w:tcPr>
-          <w:p>
-            <w:r>
-              <w:rPr>
-                <w:b/>
-                <w:i w:val="0"/>
-                <w:color w:val="EA580C"/>
-                <w:sz w:val="16"/>
-              </w:rPr>
-              <w:t>Moyenne</w:t>
-            </w:r>
-          </w:p>
-        </w:tc>
-        <w:tc>
-          <w:tcPr>
-            <w:tcW w:type="dxa" w:w="1247"/>
-          </w:tcPr>
-          <w:p>
-            <w:r>
-              <w:rPr>
-                <w:b/>
-                <w:i w:val="0"/>
-                <w:sz w:val="16"/>
-              </w:rPr>
-              <w:t>S09</w:t>
-              <w:br/>
-            </w:r>
-            <w:r>
-              <w:rPr>
-                <w:b w:val="0"/>
-                <w:i w:val="0"/>
-                <w:color w:val="64748B"/>
-                <w:sz w:val="14"/>
-              </w:rPr>
-              <w:t>Dépenses non alimentaires</w:t>
-            </w:r>
-          </w:p>
-        </w:tc>
-        <w:tc>
-          <w:tcPr>
-            <w:tcW w:type="dxa" w:w="1531"/>
-          </w:tcPr>
-          <w:p>
-            <w:r>
-              <w:rPr>
-                <w:b/>
-                <w:i w:val="0"/>
-                <w:color w:val="16A34A"/>
-                <w:sz w:val="16"/>
-              </w:rPr>
-              <w:t>—</w:t>
-            </w:r>
-          </w:p>
-        </w:tc>
-        <w:tc>
-          <w:tcPr>
-            <w:tcW w:type="dxa" w:w="1191"/>
-          </w:tcPr>
-          <w:p>
-            <w:r>
-              <w:rPr>
-                <w:b w:val="0"/>
-                <w:i w:val="0"/>
-                <w:color w:val="64748B"/>
-                <w:sz w:val="16"/>
-              </w:rPr>
-              <w:t>GT-CQ</w:t>
-            </w:r>
-          </w:p>
-        </w:tc>
-        <w:tc>
-          <w:tcPr>
-            <w:tcW w:type="dxa" w:w="4706"/>
-          </w:tcPr>
-          <w:p>
-            <w:r>
-              <w:rPr>
-                <w:b w:val="0"/>
-                <w:i w:val="0"/>
-                <w:sz w:val="17"/>
-              </w:rPr>
-              <w:t>Prière de corriger ou de confirmer avec le QG.</w:t>
-            </w:r>
-          </w:p>
-        </w:tc>
-      </w:tr>
-      <w:tr>
-        <w:tc>
-          <w:tcPr>
-            <w:tcW w:type="dxa" w:w="964"/>
-          </w:tcPr>
-          <w:p>
-            <w:r>
-              <w:rPr>
-                <w:b/>
-                <w:i w:val="0"/>
-                <w:color w:val="EA580C"/>
-                <w:sz w:val="16"/>
-              </w:rPr>
-              <w:t>Moyenne</w:t>
-            </w:r>
-          </w:p>
-        </w:tc>
-        <w:tc>
-          <w:tcPr>
-            <w:tcW w:type="dxa" w:w="1247"/>
-          </w:tcPr>
-          <w:p>
-            <w:r>
-              <w:rPr>
-                <w:b/>
-                <w:i w:val="0"/>
-                <w:sz w:val="16"/>
-              </w:rPr>
-              <w:t>S09</w:t>
-              <w:br/>
-            </w:r>
-            <w:r>
-              <w:rPr>
-                <w:b w:val="0"/>
-                <w:i w:val="0"/>
-                <w:color w:val="64748B"/>
-                <w:sz w:val="14"/>
-              </w:rPr>
-              <w:t>Dépenses non alimentaires</w:t>
-            </w:r>
-          </w:p>
-        </w:tc>
-        <w:tc>
-          <w:tcPr>
-            <w:tcW w:type="dxa" w:w="1531"/>
-          </w:tcPr>
-          <w:p>
-            <w:r>
-              <w:rPr>
-                <w:b/>
-                <w:i w:val="0"/>
-                <w:color w:val="16A34A"/>
-                <w:sz w:val="16"/>
-              </w:rPr>
-              <w:t>—</w:t>
-            </w:r>
-          </w:p>
-        </w:tc>
-        <w:tc>
-          <w:tcPr>
-            <w:tcW w:type="dxa" w:w="1191"/>
-          </w:tcPr>
-          <w:p>
-            <w:r>
-              <w:rPr>
-                <w:b w:val="0"/>
-                <w:i w:val="0"/>
-                <w:color w:val="64748B"/>
-                <w:sz w:val="16"/>
-              </w:rPr>
-              <w:t>GT-CQ</w:t>
-            </w:r>
-          </w:p>
-        </w:tc>
-        <w:tc>
-          <w:tcPr>
-            <w:tcW w:type="dxa" w:w="4706"/>
-          </w:tcPr>
-          <w:p>
-            <w:r>
-              <w:rPr>
-                <w:b w:val="0"/>
-                <w:i w:val="0"/>
-                <w:sz w:val="17"/>
-              </w:rPr>
-              <w:t>Attention ! La dépense du ménage de SOULEYMANE BA (297000 Fcfa) au cours de 12 derniers mois de Lit, matelas, armoire et autres meubles de chambre à coucher est relativement élevé.</w:t>
-            </w:r>
-          </w:p>
-        </w:tc>
-      </w:tr>
-      <w:tr>
-        <w:tc>
-          <w:tcPr>
-            <w:tcW w:type="dxa" w:w="964"/>
-          </w:tcPr>
-          <w:p>
-            <w:r>
-              <w:rPr>
-                <w:b/>
-                <w:i w:val="0"/>
-                <w:color w:val="EA580C"/>
-                <w:sz w:val="16"/>
-              </w:rPr>
-              <w:t>Moyenne</w:t>
-            </w:r>
-          </w:p>
-        </w:tc>
-        <w:tc>
-          <w:tcPr>
-            <w:tcW w:type="dxa" w:w="1247"/>
-          </w:tcPr>
-          <w:p>
-            <w:r>
-              <w:rPr>
-                <w:b/>
-                <w:i w:val="0"/>
-                <w:sz w:val="16"/>
-              </w:rPr>
-              <w:t>S09</w:t>
-              <w:br/>
-            </w:r>
-            <w:r>
-              <w:rPr>
-                <w:b w:val="0"/>
-                <w:i w:val="0"/>
-                <w:color w:val="64748B"/>
-                <w:sz w:val="14"/>
-              </w:rPr>
-              <w:t>Dépenses non alimentaires</w:t>
-            </w:r>
-          </w:p>
-        </w:tc>
-        <w:tc>
-          <w:tcPr>
-            <w:tcW w:type="dxa" w:w="1531"/>
-          </w:tcPr>
-          <w:p>
-            <w:r>
-              <w:rPr>
-                <w:b/>
-                <w:i w:val="0"/>
-                <w:color w:val="16A34A"/>
-                <w:sz w:val="16"/>
-              </w:rPr>
-              <w:t>—</w:t>
-            </w:r>
-          </w:p>
-        </w:tc>
-        <w:tc>
-          <w:tcPr>
-            <w:tcW w:type="dxa" w:w="1191"/>
-          </w:tcPr>
-          <w:p>
-            <w:r>
-              <w:rPr>
-                <w:b w:val="0"/>
-                <w:i w:val="0"/>
-                <w:color w:val="64748B"/>
-                <w:sz w:val="16"/>
-              </w:rPr>
-              <w:t>GT-CQ</w:t>
-            </w:r>
-          </w:p>
-        </w:tc>
-        <w:tc>
-          <w:tcPr>
-            <w:tcW w:type="dxa" w:w="4706"/>
-          </w:tcPr>
-          <w:p>
-            <w:r>
-              <w:rPr>
-                <w:b w:val="0"/>
-                <w:i w:val="0"/>
-                <w:sz w:val="17"/>
-              </w:rPr>
-              <w:t>Attention ! La dépense du ménage de SOULEYMANE BA (31600 Fcfa) au cours de 12 derniers mois de Linge de maison et articles associés (serviettes de bain, drap, couverture, couvre-lit, oreillers, moustiquaire, nattes, tapis, rideaux, éventail, etc.</w:t>
-            </w:r>
-          </w:p>
-        </w:tc>
-      </w:tr>
-      <w:tr>
-        <w:tc>
-          <w:tcPr>
-            <w:tcW w:type="dxa" w:w="964"/>
-          </w:tcPr>
-          <w:p>
-            <w:r>
-              <w:rPr>
-                <w:b/>
-                <w:i w:val="0"/>
-                <w:color w:val="EA580C"/>
-                <w:sz w:val="16"/>
-              </w:rPr>
-              <w:t>Moyenne</w:t>
-            </w:r>
-          </w:p>
-        </w:tc>
-        <w:tc>
-          <w:tcPr>
-            <w:tcW w:type="dxa" w:w="1247"/>
-          </w:tcPr>
-          <w:p>
-            <w:r>
-              <w:rPr>
-                <w:b/>
-                <w:i w:val="0"/>
-                <w:sz w:val="16"/>
-              </w:rPr>
-              <w:t>S09</w:t>
-              <w:br/>
-            </w:r>
-            <w:r>
-              <w:rPr>
-                <w:b w:val="0"/>
-                <w:i w:val="0"/>
-                <w:color w:val="64748B"/>
-                <w:sz w:val="14"/>
-              </w:rPr>
-              <w:t>Dépenses non alimentaires</w:t>
-            </w:r>
-          </w:p>
-        </w:tc>
-        <w:tc>
-          <w:tcPr>
-            <w:tcW w:type="dxa" w:w="1531"/>
-          </w:tcPr>
-          <w:p>
-            <w:r>
-              <w:rPr>
-                <w:b/>
-                <w:i w:val="0"/>
-                <w:color w:val="16A34A"/>
-                <w:sz w:val="16"/>
-              </w:rPr>
-              <w:t>—</w:t>
-            </w:r>
-          </w:p>
-        </w:tc>
-        <w:tc>
-          <w:tcPr>
-            <w:tcW w:type="dxa" w:w="1191"/>
-          </w:tcPr>
-          <w:p>
-            <w:r>
-              <w:rPr>
-                <w:b w:val="0"/>
-                <w:i w:val="0"/>
-                <w:color w:val="64748B"/>
-                <w:sz w:val="16"/>
-              </w:rPr>
-              <w:t>GT-CQ</w:t>
-            </w:r>
-          </w:p>
-        </w:tc>
-        <w:tc>
-          <w:tcPr>
-            <w:tcW w:type="dxa" w:w="4706"/>
-          </w:tcPr>
-          <w:p>
-            <w:r>
-              <w:rPr>
-                <w:b w:val="0"/>
-                <w:i w:val="0"/>
-                <w:sz w:val="17"/>
-              </w:rPr>
-              <w:t>) est relativement élevé.</w:t>
-            </w:r>
-          </w:p>
-        </w:tc>
-      </w:tr>
-      <w:tr>
-        <w:tc>
-          <w:tcPr>
-            <w:tcW w:type="dxa" w:w="964"/>
-          </w:tcPr>
-          <w:p>
-            <w:r>
-              <w:rPr>
-                <w:b/>
-                <w:i w:val="0"/>
-                <w:color w:val="EA580C"/>
-                <w:sz w:val="16"/>
-              </w:rPr>
-              <w:t>Moyenne</w:t>
-            </w:r>
-          </w:p>
-        </w:tc>
-        <w:tc>
-          <w:tcPr>
-            <w:tcW w:type="dxa" w:w="1247"/>
-          </w:tcPr>
-          <w:p>
-            <w:r>
-              <w:rPr>
-                <w:b/>
-                <w:i w:val="0"/>
-                <w:sz w:val="16"/>
-              </w:rPr>
-              <w:t>S13</w:t>
-              <w:br/>
-            </w:r>
-            <w:r>
-              <w:rPr>
-                <w:b w:val="0"/>
-                <w:i w:val="0"/>
-                <w:color w:val="64748B"/>
-                <w:sz w:val="14"/>
-              </w:rPr>
-              <w:t>Transferts</w:t>
-            </w:r>
-          </w:p>
-        </w:tc>
-        <w:tc>
-          <w:tcPr>
-            <w:tcW w:type="dxa" w:w="1531"/>
-          </w:tcPr>
-          <w:p>
-            <w:r>
-              <w:rPr>
-                <w:b/>
-                <w:i w:val="0"/>
-                <w:color w:val="16A34A"/>
-                <w:sz w:val="16"/>
-              </w:rPr>
-              <w:t>s00q07a, s00q08, s00q10, s00q13_0, s00q15_0, s00q17_0, s00q23a, s00q23b</w:t>
-            </w:r>
-          </w:p>
-        </w:tc>
-        <w:tc>
-          <w:tcPr>
-            <w:tcW w:type="dxa" w:w="1191"/>
-          </w:tcPr>
-          <w:p>
-            <w:r>
-              <w:rPr>
-                <w:b w:val="0"/>
-                <w:i w:val="0"/>
-                <w:color w:val="64748B"/>
-                <w:sz w:val="16"/>
-              </w:rPr>
-              <w:t>GT-CQ</w:t>
-            </w:r>
-          </w:p>
-        </w:tc>
-        <w:tc>
-          <w:tcPr>
-            <w:tcW w:type="dxa" w:w="4706"/>
-          </w:tcPr>
-          <w:p>
-            <w:r>
-              <w:rPr>
-                <w:b w:val="0"/>
-                <w:i w:val="0"/>
-                <w:sz w:val="17"/>
-              </w:rPr>
-              <w:t>L'enquêteur prière de fournir d'effort pour avoir le niveau d'étude et l'âge de celui qui a envoyé/donné de l'argent dans la section 13a (Transfert reçu).</w:t>
             </w:r>
           </w:p>
         </w:tc>
